--- a/제출파일초안/4. use case descriptions.docx
+++ b/제출파일초안/4. use case descriptions.docx
@@ -1771,7 +1771,23 @@
                 <w:sz w:val="19"/>
                 <w:szCs w:val="19"/>
               </w:rPr>
-              <w:t>1. 로그인 화면을 표시한다.</w:t>
+              <w:t xml:space="preserve">1. 로그인 화면을 </w:t>
+            </w:r>
+            <w:r>
+              <w:rPr>
+                <w:lang w:eastAsia="ko-KR"/>
+                <w:sz w:val="19"/>
+                <w:szCs w:val="19"/>
+                <w:rtl w:val="off"/>
+              </w:rPr>
+              <w:t>표시</w:t>
+            </w:r>
+            <w:r>
+              <w:rPr>
+                <w:sz w:val="19"/>
+                <w:szCs w:val="19"/>
+              </w:rPr>
+              <w:t>한다.</w:t>
             </w:r>
           </w:p>
         </w:tc>
@@ -2212,7 +2228,7 @@
                 <w:sz w:val="19"/>
                 <w:szCs w:val="19"/>
               </w:rPr>
-              <w:t xml:space="preserve">. 로그아웃 확인 </w:t>
+              <w:t xml:space="preserve">. 로그아웃 </w:t>
             </w:r>
             <w:r>
               <w:rPr>
@@ -2221,14 +2237,7 @@
                 <w:szCs w:val="19"/>
                 <w:rtl w:val="off"/>
               </w:rPr>
-              <w:t>메시지를</w:t>
-            </w:r>
-            <w:r>
-              <w:rPr>
-                <w:sz w:val="19"/>
-                <w:szCs w:val="19"/>
-              </w:rPr>
-              <w:t xml:space="preserve"> 표시한다.</w:t>
+              <w:t>화면을 출력한다.</w:t>
             </w:r>
           </w:p>
         </w:tc>
@@ -3294,7 +3303,23 @@
                 <w:sz w:val="19"/>
                 <w:szCs w:val="19"/>
               </w:rPr>
-              <w:t>. 등록된 모든 설문의 리스트를 표시한다 (제목, 시작 시각, 마감 시각 등).</w:t>
+              <w:t xml:space="preserve">. 등록된 모든 설문의 리스트를 </w:t>
+            </w:r>
+            <w:r>
+              <w:rPr>
+                <w:lang w:eastAsia="ko-KR"/>
+                <w:sz w:val="19"/>
+                <w:szCs w:val="19"/>
+                <w:rtl w:val="off"/>
+              </w:rPr>
+              <w:t>출력</w:t>
+            </w:r>
+            <w:r>
+              <w:rPr>
+                <w:sz w:val="19"/>
+                <w:szCs w:val="19"/>
+              </w:rPr>
+              <w:t>한다 (제목, 시작 시각, 마감 시각 등).</w:t>
             </w:r>
           </w:p>
         </w:tc>
@@ -3892,7 +3917,23 @@
                 <w:sz w:val="19"/>
                 <w:szCs w:val="19"/>
               </w:rPr>
-              <w:t>. 갱신된 설문 리스트를 표시한다.</w:t>
+              <w:t xml:space="preserve">. 갱신된 설문 리스트를 </w:t>
+            </w:r>
+            <w:r>
+              <w:rPr>
+                <w:lang w:eastAsia="ko-KR"/>
+                <w:sz w:val="19"/>
+                <w:szCs w:val="19"/>
+                <w:rtl w:val="off"/>
+              </w:rPr>
+              <w:t>출력</w:t>
+            </w:r>
+            <w:r>
+              <w:rPr>
+                <w:sz w:val="19"/>
+                <w:szCs w:val="19"/>
+              </w:rPr>
+              <w:t>한다.</w:t>
             </w:r>
           </w:p>
         </w:tc>
@@ -5322,7 +5363,7 @@
                 <w:szCs w:val="19"/>
                 <w:rtl w:val="off"/>
               </w:rPr>
-              <w:t xml:space="preserve">해당 회원이 참여한 모든 설문의 리스트(제목, 응답 내용, 응답 일시)를 화면에 표시한다. </w:t>
+              <w:t xml:space="preserve">해당 회원이 참여한 모든 설문의 리스트(제목, 응답 내용, 응답 일시)를 화면에 출력한다. </w:t>
             </w:r>
             <w:r>
               <w:rPr>
@@ -5778,7 +5819,22 @@
                 <w:rFonts w:ascii="맑은 고딕" w:eastAsia="맑은 고딕" w:hAnsi="맑은 고딕" w:cs="Arial Unicode MS"/>
                 <w:rtl w:val="off"/>
               </w:rPr>
-              <w:t>. 팝업을 닫은 뒤 갱신된 리스트를 표시한다.</w:t>
+              <w:t xml:space="preserve">. 팝업을 닫은 뒤 갱신된 리스트를 </w:t>
+            </w:r>
+            <w:r>
+              <w:rPr>
+                <w:lang w:eastAsia="ko-KR"/>
+                <w:rFonts w:ascii="맑은 고딕" w:eastAsia="맑은 고딕" w:hAnsi="맑은 고딕" w:cs="Arial Unicode MS"/>
+                <w:rtl w:val="off"/>
+              </w:rPr>
+              <w:t>출력</w:t>
+            </w:r>
+            <w:r>
+              <w:rPr>
+                <w:rFonts w:ascii="맑은 고딕" w:eastAsia="맑은 고딕" w:hAnsi="맑은 고딕" w:cs="Arial Unicode MS"/>
+                <w:rtl w:val="off"/>
+              </w:rPr>
+              <w:t>한다.</w:t>
             </w:r>
           </w:p>
         </w:tc>
@@ -6788,22 +6844,22 @@
     <w:lsdException w:name="index 7" w:semiHidden="1" w:unhideWhenUsed="1"/>
     <w:lsdException w:name="index 8" w:semiHidden="1" w:unhideWhenUsed="1"/>
     <w:lsdException w:name="index 9" w:semiHidden="1" w:unhideWhenUsed="1"/>
-    <w:lsdException w:name="toc 1" w:semiHidden="1" w:uiPriority="-1774704637" w:unhideWhenUsed="1"/>
-    <w:lsdException w:name="toc 2" w:semiHidden="1" w:uiPriority="-1774704637" w:unhideWhenUsed="1"/>
-    <w:lsdException w:name="toc 3" w:semiHidden="1" w:uiPriority="-1774704637" w:unhideWhenUsed="1"/>
-    <w:lsdException w:name="toc 4" w:semiHidden="1" w:uiPriority="-1774704637" w:unhideWhenUsed="1"/>
-    <w:lsdException w:name="toc 5" w:semiHidden="1" w:uiPriority="-1774704637" w:unhideWhenUsed="1"/>
-    <w:lsdException w:name="toc 6" w:semiHidden="1" w:uiPriority="-1774704637" w:unhideWhenUsed="1"/>
-    <w:lsdException w:name="toc 7" w:semiHidden="1" w:uiPriority="-1774704637" w:unhideWhenUsed="1"/>
-    <w:lsdException w:name="toc 8" w:semiHidden="1" w:uiPriority="-1774704637" w:unhideWhenUsed="1"/>
-    <w:lsdException w:name="toc 9" w:semiHidden="1" w:uiPriority="-1774704637" w:unhideWhenUsed="1"/>
+    <w:lsdException w:name="toc 1" w:semiHidden="1" w:uiPriority="-1397837923" w:unhideWhenUsed="1"/>
+    <w:lsdException w:name="toc 2" w:semiHidden="1" w:uiPriority="-1397837923" w:unhideWhenUsed="1"/>
+    <w:lsdException w:name="toc 3" w:semiHidden="1" w:uiPriority="-1397837923" w:unhideWhenUsed="1"/>
+    <w:lsdException w:name="toc 4" w:semiHidden="1" w:uiPriority="-1397837923" w:unhideWhenUsed="1"/>
+    <w:lsdException w:name="toc 5" w:semiHidden="1" w:uiPriority="-1397837923" w:unhideWhenUsed="1"/>
+    <w:lsdException w:name="toc 6" w:semiHidden="1" w:uiPriority="-1397837923" w:unhideWhenUsed="1"/>
+    <w:lsdException w:name="toc 7" w:semiHidden="1" w:uiPriority="-1397837923" w:unhideWhenUsed="1"/>
+    <w:lsdException w:name="toc 8" w:semiHidden="1" w:uiPriority="-1397837923" w:unhideWhenUsed="1"/>
+    <w:lsdException w:name="toc 9" w:semiHidden="1" w:uiPriority="-1397837923" w:unhideWhenUsed="1"/>
     <w:lsdException w:name="Normal Indent" w:semiHidden="1" w:unhideWhenUsed="1"/>
     <w:lsdException w:name="footnote text" w:semiHidden="1" w:unhideWhenUsed="1"/>
     <w:lsdException w:name="annotation text" w:semiHidden="1" w:unhideWhenUsed="1"/>
     <w:lsdException w:name="header" w:semiHidden="1" w:unhideWhenUsed="1"/>
     <w:lsdException w:name="footer" w:semiHidden="1" w:unhideWhenUsed="1"/>
     <w:lsdException w:name="index heading" w:semiHidden="1" w:unhideWhenUsed="1"/>
-    <w:lsdException w:name="caption" w:semiHidden="1" w:uiPriority="-1774770119" w:unhideWhenUsed="1" w:qFormat="1"/>
+    <w:lsdException w:name="caption" w:semiHidden="1" w:uiPriority="-1402298657" w:unhideWhenUsed="1" w:qFormat="1"/>
     <w:lsdException w:name="table of figures" w:semiHidden="1" w:unhideWhenUsed="1"/>
     <w:lsdException w:name="envelope address" w:semiHidden="1" w:unhideWhenUsed="1"/>
     <w:lsdException w:name="envelope return" w:semiHidden="1" w:unhideWhenUsed="1"/>
@@ -6831,7 +6887,7 @@
     <w:lsdException w:name="List Number 3" w:semiHidden="1" w:unhideWhenUsed="1"/>
     <w:lsdException w:name="List Number 4" w:semiHidden="1" w:unhideWhenUsed="1"/>
     <w:lsdException w:name="List Number 5" w:semiHidden="1" w:unhideWhenUsed="1"/>
-    <w:lsdException w:name="Title" w:uiPriority="20481682" w:qFormat="1"/>
+    <w:lsdException w:name="Title" w:uiPriority="1096372838" w:qFormat="1"/>
     <w:lsdException w:name="Closing" w:semiHidden="1" w:unhideWhenUsed="1"/>
     <w:lsdException w:name="Signature" w:semiHidden="1" w:unhideWhenUsed="1"/>
     <w:lsdException w:name="Default Paragraph Font" w:semiHidden="1" w:uiPriority="1" w:unhideWhenUsed="1"/>
@@ -6843,7 +6899,7 @@
     <w:lsdException w:name="List Continue 4" w:semiHidden="1" w:unhideWhenUsed="1"/>
     <w:lsdException w:name="List Continue 5" w:semiHidden="1" w:unhideWhenUsed="1"/>
     <w:lsdException w:name="Message Header" w:semiHidden="1" w:unhideWhenUsed="1"/>
-    <w:lsdException w:name="Subtitle" w:uiPriority="20481683" w:qFormat="1"/>
+    <w:lsdException w:name="Subtitle" w:uiPriority="1096372839" w:qFormat="1"/>
     <w:lsdException w:name="Salutation" w:semiHidden="1" w:unhideWhenUsed="1"/>
     <w:lsdException w:name="Date" w:semiHidden="1" w:unhideWhenUsed="1"/>
     <w:lsdException w:name="Body Text First Indent" w:semiHidden="1" w:unhideWhenUsed="1"/>
@@ -6856,8 +6912,8 @@
     <w:lsdException w:name="Block Text" w:semiHidden="1" w:unhideWhenUsed="1"/>
     <w:lsdException w:name="Hyperlink" w:semiHidden="1" w:unhideWhenUsed="1"/>
     <w:lsdException w:name="FollowedHyperlink" w:semiHidden="1" w:unhideWhenUsed="1"/>
-    <w:lsdException w:name="Strong" w:uiPriority="1096372838" w:qFormat="1"/>
-    <w:lsdException w:name="Emphasis" w:uiPriority="594117988" w:qFormat="1"/>
+    <w:lsdException w:name="Strong" w:uiPriority="-1953956128" w:qFormat="1"/>
+    <w:lsdException w:name="Emphasis" w:uiPriority="-276381956" w:qFormat="1"/>
     <w:lsdException w:name="Document Map" w:semiHidden="1" w:unhideWhenUsed="1"/>
     <w:lsdException w:name="Plain Text" w:semiHidden="1" w:unhideWhenUsed="1"/>
     <w:lsdException w:name="E-mail Signature" w:semiHidden="1" w:unhideWhenUsed="1"/>
@@ -6923,223 +6979,223 @@
     <w:lsdException w:name="Table Web 2" w:semiHidden="1" w:unhideWhenUsed="1"/>
     <w:lsdException w:name="Table Web 3" w:semiHidden="1" w:unhideWhenUsed="1"/>
     <w:lsdException w:name="Balloon Text" w:semiHidden="1" w:unhideWhenUsed="1"/>
-    <w:lsdException w:name="Table Grid" w:uiPriority="-1774704637"/>
+    <w:lsdException w:name="Table Grid" w:uiPriority="-1397837923"/>
     <w:lsdException w:name="Table Theme" w:semiHidden="1" w:unhideWhenUsed="1"/>
     <w:lsdException w:name="Placeholder Text" w:semiHidden="1"/>
     <w:lsdException w:name="No Spacing" w:uiPriority="1" w:qFormat="1"/>
-    <w:lsdException w:name="Light Shading" w:uiPriority="271067474"/>
-    <w:lsdException w:name="Light List" w:uiPriority="271067475"/>
-    <w:lsdException w:name="Light Grid" w:uiPriority="271069186"/>
-    <w:lsdException w:name="Medium Shading 1" w:uiPriority="271069187"/>
-    <w:lsdException w:name="Medium Shading 2" w:uiPriority="-1838721436"/>
-    <w:lsdException w:name="Medium List 1" w:uiPriority="-1838721435"/>
-    <w:lsdException w:name="Medium List 2" w:uiPriority="1633681538"/>
-    <w:lsdException w:name="Medium Grid 1" w:uiPriority="1633681539"/>
-    <w:lsdException w:name="Medium Grid 2" w:uiPriority="1644393760"/>
-    <w:lsdException w:name="Medium Grid 3" w:uiPriority="1644393761"/>
-    <w:lsdException w:name="Dark List" w:uiPriority="1663655970"/>
-    <w:lsdException w:name="Colorful Shading" w:uiPriority="1663655971"/>
-    <w:lsdException w:name="Colorful List" w:uiPriority="1125263714"/>
-    <w:lsdException w:name="Colorful Grid" w:uiPriority="1125263715"/>
-    <w:lsdException w:name="Light Shading Accent 1" w:uiPriority="271067474"/>
-    <w:lsdException w:name="Light List Accent 1" w:uiPriority="271067475"/>
-    <w:lsdException w:name="Light Grid Accent 1" w:uiPriority="271069186"/>
-    <w:lsdException w:name="Medium Shading 1 Accent 1" w:uiPriority="271069187"/>
-    <w:lsdException w:name="Medium Shading 2 Accent 1" w:uiPriority="-1838721436"/>
-    <w:lsdException w:name="Medium List 1 Accent 1" w:uiPriority="-1838721435"/>
+    <w:lsdException w:name="Light Shading" w:uiPriority="-1775991754"/>
+    <w:lsdException w:name="Light List" w:uiPriority="-1775991753"/>
+    <w:lsdException w:name="Light Grid" w:uiPriority="-1775937416"/>
+    <w:lsdException w:name="Medium Shading 1" w:uiPriority="-1775937415"/>
+    <w:lsdException w:name="Medium Shading 2" w:uiPriority="-1191183220"/>
+    <w:lsdException w:name="Medium List 1" w:uiPriority="-1191183219"/>
+    <w:lsdException w:name="Medium List 2" w:uiPriority="1648726418"/>
+    <w:lsdException w:name="Medium Grid 1" w:uiPriority="1648726419"/>
+    <w:lsdException w:name="Medium Grid 2" w:uiPriority="1147143190"/>
+    <w:lsdException w:name="Medium Grid 3" w:uiPriority="1147143191"/>
+    <w:lsdException w:name="Dark List" w:uiPriority="1733846038"/>
+    <w:lsdException w:name="Colorful Shading" w:uiPriority="1733846039"/>
+    <w:lsdException w:name="Colorful List" w:uiPriority="589698144"/>
+    <w:lsdException w:name="Colorful Grid" w:uiPriority="589698145"/>
+    <w:lsdException w:name="Light Shading Accent 1" w:uiPriority="-1775991754"/>
+    <w:lsdException w:name="Light List Accent 1" w:uiPriority="-1775991753"/>
+    <w:lsdException w:name="Light Grid Accent 1" w:uiPriority="-1775937416"/>
+    <w:lsdException w:name="Medium Shading 1 Accent 1" w:uiPriority="-1775937415"/>
+    <w:lsdException w:name="Medium Shading 2 Accent 1" w:uiPriority="-1191183220"/>
+    <w:lsdException w:name="Medium List 1 Accent 1" w:uiPriority="-1191183219"/>
     <w:lsdException w:name="Revision" w:semiHidden="1"/>
-    <w:lsdException w:name="List Paragraph" w:uiPriority="-1774770120" w:qFormat="1"/>
-    <w:lsdException w:name="Quote" w:uiPriority="1629496451" w:qFormat="1"/>
-    <w:lsdException w:name="Intense Quote" w:uiPriority="2032410912" w:qFormat="1"/>
-    <w:lsdException w:name="Medium List 2 Accent 1" w:uiPriority="1633681538"/>
-    <w:lsdException w:name="Medium Grid 1 Accent 1" w:uiPriority="1633681539"/>
-    <w:lsdException w:name="Medium Grid 2 Accent 1" w:uiPriority="1644393760"/>
-    <w:lsdException w:name="Medium Grid 3 Accent 1" w:uiPriority="1644393761"/>
-    <w:lsdException w:name="Dark List Accent 1" w:uiPriority="1663655970"/>
-    <w:lsdException w:name="Colorful Shading Accent 1" w:uiPriority="1663655971"/>
-    <w:lsdException w:name="Colorful List Accent 1" w:uiPriority="1125263714"/>
-    <w:lsdException w:name="Colorful Grid Accent 1" w:uiPriority="1125263715"/>
-    <w:lsdException w:name="Light Shading Accent 2" w:uiPriority="271067474"/>
-    <w:lsdException w:name="Light List Accent 2" w:uiPriority="271067475"/>
-    <w:lsdException w:name="Light Grid Accent 2" w:uiPriority="271069186"/>
-    <w:lsdException w:name="Medium Shading 1 Accent 2" w:uiPriority="271069187"/>
-    <w:lsdException w:name="Medium Shading 2 Accent 2" w:uiPriority="-1838721436"/>
-    <w:lsdException w:name="Medium List 1 Accent 2" w:uiPriority="-1838721435"/>
-    <w:lsdException w:name="Medium List 2 Accent 2" w:uiPriority="1633681538"/>
-    <w:lsdException w:name="Medium Grid 1 Accent 2" w:uiPriority="1633681539"/>
-    <w:lsdException w:name="Medium Grid 2 Accent 2" w:uiPriority="1644393760"/>
-    <w:lsdException w:name="Medium Grid 3 Accent 2" w:uiPriority="1644393761"/>
-    <w:lsdException w:name="Dark List Accent 2" w:uiPriority="1663655970"/>
-    <w:lsdException w:name="Colorful Shading Accent 2" w:uiPriority="1663655971"/>
-    <w:lsdException w:name="Colorful List Accent 2" w:uiPriority="1125263714"/>
-    <w:lsdException w:name="Colorful Grid Accent 2" w:uiPriority="1125263715"/>
-    <w:lsdException w:name="Light Shading Accent 3" w:uiPriority="271067474"/>
-    <w:lsdException w:name="Light List Accent 3" w:uiPriority="271067475"/>
-    <w:lsdException w:name="Light Grid Accent 3" w:uiPriority="271069186"/>
-    <w:lsdException w:name="Medium Shading 1 Accent 3" w:uiPriority="271069187"/>
-    <w:lsdException w:name="Medium Shading 2 Accent 3" w:uiPriority="-1838721436"/>
-    <w:lsdException w:name="Medium List 1 Accent 3" w:uiPriority="-1838721435"/>
-    <w:lsdException w:name="Medium List 2 Accent 3" w:uiPriority="1633681538"/>
-    <w:lsdException w:name="Medium Grid 1 Accent 3" w:uiPriority="1633681539"/>
-    <w:lsdException w:name="Medium Grid 2 Accent 3" w:uiPriority="1644393760"/>
-    <w:lsdException w:name="Medium Grid 3 Accent 3" w:uiPriority="1644393761"/>
-    <w:lsdException w:name="Dark List Accent 3" w:uiPriority="1663655970"/>
-    <w:lsdException w:name="Colorful Shading Accent 3" w:uiPriority="1663655971"/>
-    <w:lsdException w:name="Colorful List Accent 3" w:uiPriority="1125263714"/>
-    <w:lsdException w:name="Colorful Grid Accent 3" w:uiPriority="1125263715"/>
-    <w:lsdException w:name="Light Shading Accent 4" w:uiPriority="271067474"/>
-    <w:lsdException w:name="Light List Accent 4" w:uiPriority="271067475"/>
-    <w:lsdException w:name="Light Grid Accent 4" w:uiPriority="271069186"/>
-    <w:lsdException w:name="Medium Shading 1 Accent 4" w:uiPriority="271069187"/>
-    <w:lsdException w:name="Medium Shading 2 Accent 4" w:uiPriority="-1838721436"/>
-    <w:lsdException w:name="Medium List 1 Accent 4" w:uiPriority="-1838721435"/>
-    <w:lsdException w:name="Medium List 2 Accent 4" w:uiPriority="1633681538"/>
-    <w:lsdException w:name="Medium Grid 1 Accent 4" w:uiPriority="1633681539"/>
-    <w:lsdException w:name="Medium Grid 2 Accent 4" w:uiPriority="1644393760"/>
-    <w:lsdException w:name="Medium Grid 3 Accent 4" w:uiPriority="1644393761"/>
-    <w:lsdException w:name="Dark List Accent 4" w:uiPriority="1663655970"/>
-    <w:lsdException w:name="Colorful Shading Accent 4" w:uiPriority="1663655971"/>
-    <w:lsdException w:name="Colorful List Accent 4" w:uiPriority="1125263714"/>
-    <w:lsdException w:name="Colorful Grid Accent 4" w:uiPriority="1125263715"/>
-    <w:lsdException w:name="Light Shading Accent 5" w:uiPriority="271067474"/>
-    <w:lsdException w:name="Light List Accent 5" w:uiPriority="271067475"/>
-    <w:lsdException w:name="Light Grid Accent 5" w:uiPriority="271069186"/>
-    <w:lsdException w:name="Medium Shading 1 Accent 5" w:uiPriority="271069187"/>
-    <w:lsdException w:name="Medium Shading 2 Accent 5" w:uiPriority="-1838721436"/>
-    <w:lsdException w:name="Medium List 1 Accent 5" w:uiPriority="-1838721435"/>
-    <w:lsdException w:name="Medium List 2 Accent 5" w:uiPriority="1633681538"/>
-    <w:lsdException w:name="Medium Grid 1 Accent 5" w:uiPriority="1633681539"/>
-    <w:lsdException w:name="Medium Grid 2 Accent 5" w:uiPriority="1644393760"/>
-    <w:lsdException w:name="Medium Grid 3 Accent 5" w:uiPriority="1644393761"/>
-    <w:lsdException w:name="Dark List Accent 5" w:uiPriority="1663655970"/>
-    <w:lsdException w:name="Colorful Shading Accent 5" w:uiPriority="1663655971"/>
-    <w:lsdException w:name="Colorful List Accent 5" w:uiPriority="1125263714"/>
-    <w:lsdException w:name="Colorful Grid Accent 5" w:uiPriority="1125263715"/>
-    <w:lsdException w:name="Light Shading Accent 6" w:uiPriority="271067474"/>
-    <w:lsdException w:name="Light List Accent 6" w:uiPriority="271067475"/>
-    <w:lsdException w:name="Light Grid Accent 6" w:uiPriority="271069186"/>
-    <w:lsdException w:name="Medium Shading 1 Accent 6" w:uiPriority="271069187"/>
-    <w:lsdException w:name="Medium Shading 2 Accent 6" w:uiPriority="-1838721436"/>
-    <w:lsdException w:name="Medium List 1 Accent 6" w:uiPriority="-1838721435"/>
-    <w:lsdException w:name="Medium List 2 Accent 6" w:uiPriority="1633681538"/>
-    <w:lsdException w:name="Medium Grid 1 Accent 6" w:uiPriority="1633681539"/>
-    <w:lsdException w:name="Medium Grid 2 Accent 6" w:uiPriority="1644393760"/>
-    <w:lsdException w:name="Medium Grid 3 Accent 6" w:uiPriority="1644393761"/>
-    <w:lsdException w:name="Dark List Accent 6" w:uiPriority="1663655970"/>
-    <w:lsdException w:name="Colorful Shading Accent 6" w:uiPriority="1663655971"/>
-    <w:lsdException w:name="Colorful List Accent 6" w:uiPriority="1125263714"/>
-    <w:lsdException w:name="Colorful Grid Accent 6" w:uiPriority="1125263715"/>
-    <w:lsdException w:name="Subtle Emphasis" w:uiPriority="541595269" w:qFormat="1"/>
-    <w:lsdException w:name="Intense Emphasis" w:uiPriority="594117989" w:qFormat="1"/>
-    <w:lsdException w:name="Subtle Reference" w:uiPriority="2032410913" w:qFormat="1"/>
-    <w:lsdException w:name="Intense Reference" w:uiPriority="-1810794104" w:qFormat="1"/>
-    <w:lsdException w:name="Book Title" w:uiPriority="-1810794103" w:qFormat="1"/>
-    <w:lsdException w:name="Bibliography" w:semiHidden="1" w:uiPriority="-1774770111" w:unhideWhenUsed="1"/>
-    <w:lsdException w:name="TOC Heading" w:semiHidden="1" w:uiPriority="-1774704637" w:unhideWhenUsed="1" w:qFormat="1"/>
-    <w:lsdException w:name="Plain Table 1" w:uiPriority="692675665"/>
-    <w:lsdException w:name="Plain Table 2" w:uiPriority="561600082"/>
-    <w:lsdException w:name="Plain Table 3" w:uiPriority="561600083"/>
-    <w:lsdException w:name="Plain Table 4" w:uiPriority="562037520"/>
-    <w:lsdException w:name="Plain Table 5" w:uiPriority="562037521"/>
-    <w:lsdException w:name="Grid Table Light" w:uiPriority="692675664"/>
-    <w:lsdException w:name="Grid Table 1 Light" w:uiPriority="563296022"/>
-    <w:lsdException w:name="Grid Table 2" w:uiPriority="563296023"/>
-    <w:lsdException w:name="Grid Table 3" w:uiPriority="843122962"/>
-    <w:lsdException w:name="Grid Table 4" w:uiPriority="843122963"/>
-    <w:lsdException w:name="Grid Table 5 Dark" w:uiPriority="-276381956"/>
-    <w:lsdException w:name="Grid Table 6 Colorful" w:uiPriority="-276381955"/>
-    <w:lsdException w:name="Grid Table 7 Colorful" w:uiPriority="-1953956128"/>
-    <w:lsdException w:name="Grid Table 1 Light Accent 1" w:uiPriority="563296022"/>
-    <w:lsdException w:name="Grid Table 2 Accent 1" w:uiPriority="563296023"/>
-    <w:lsdException w:name="Grid Table 3 Accent 1" w:uiPriority="843122962"/>
-    <w:lsdException w:name="Grid Table 4 Accent 1" w:uiPriority="843122963"/>
-    <w:lsdException w:name="Grid Table 5 Dark Accent 1" w:uiPriority="-276381956"/>
-    <w:lsdException w:name="Grid Table 6 Colorful Accent 1" w:uiPriority="-276381955"/>
-    <w:lsdException w:name="Grid Table 7 Colorful Accent 1" w:uiPriority="-1953956128"/>
-    <w:lsdException w:name="Grid Table 1 Light Accent 2" w:uiPriority="563296022"/>
-    <w:lsdException w:name="Grid Table 2 Accent 2" w:uiPriority="563296023"/>
-    <w:lsdException w:name="Grid Table 3 Accent 2" w:uiPriority="843122962"/>
-    <w:lsdException w:name="Grid Table 4 Accent 2" w:uiPriority="843122963"/>
-    <w:lsdException w:name="Grid Table 5 Dark Accent 2" w:uiPriority="-276381956"/>
-    <w:lsdException w:name="Grid Table 6 Colorful Accent 2" w:uiPriority="-276381955"/>
-    <w:lsdException w:name="Grid Table 7 Colorful Accent 2" w:uiPriority="-1953956128"/>
-    <w:lsdException w:name="Grid Table 1 Light Accent 3" w:uiPriority="563296022"/>
-    <w:lsdException w:name="Grid Table 2 Accent 3" w:uiPriority="563296023"/>
-    <w:lsdException w:name="Grid Table 3 Accent 3" w:uiPriority="843122962"/>
-    <w:lsdException w:name="Grid Table 4 Accent 3" w:uiPriority="843122963"/>
-    <w:lsdException w:name="Grid Table 5 Dark Accent 3" w:uiPriority="-276381956"/>
-    <w:lsdException w:name="Grid Table 6 Colorful Accent 3" w:uiPriority="-276381955"/>
-    <w:lsdException w:name="Grid Table 7 Colorful Accent 3" w:uiPriority="-1953956128"/>
-    <w:lsdException w:name="Grid Table 1 Light Accent 4" w:uiPriority="563296022"/>
-    <w:lsdException w:name="Grid Table 2 Accent 4" w:uiPriority="563296023"/>
-    <w:lsdException w:name="Grid Table 3 Accent 4" w:uiPriority="843122962"/>
-    <w:lsdException w:name="Grid Table 4 Accent 4" w:uiPriority="843122963"/>
-    <w:lsdException w:name="Grid Table 5 Dark Accent 4" w:uiPriority="-276381956"/>
-    <w:lsdException w:name="Grid Table 6 Colorful Accent 4" w:uiPriority="-276381955"/>
-    <w:lsdException w:name="Grid Table 7 Colorful Accent 4" w:uiPriority="-1953956128"/>
-    <w:lsdException w:name="Grid Table 1 Light Accent 5" w:uiPriority="563296022"/>
-    <w:lsdException w:name="Grid Table 2 Accent 5" w:uiPriority="563296023"/>
-    <w:lsdException w:name="Grid Table 3 Accent 5" w:uiPriority="843122962"/>
-    <w:lsdException w:name="Grid Table 4 Accent 5" w:uiPriority="843122963"/>
-    <w:lsdException w:name="Grid Table 5 Dark Accent 5" w:uiPriority="-276381956"/>
-    <w:lsdException w:name="Grid Table 6 Colorful Accent 5" w:uiPriority="-276381955"/>
-    <w:lsdException w:name="Grid Table 7 Colorful Accent 5" w:uiPriority="-1953956128"/>
-    <w:lsdException w:name="Grid Table 1 Light Accent 6" w:uiPriority="563296022"/>
-    <w:lsdException w:name="Grid Table 2 Accent 6" w:uiPriority="563296023"/>
-    <w:lsdException w:name="Grid Table 3 Accent 6" w:uiPriority="843122962"/>
-    <w:lsdException w:name="Grid Table 4 Accent 6" w:uiPriority="843122963"/>
-    <w:lsdException w:name="Grid Table 5 Dark Accent 6" w:uiPriority="-276381956"/>
-    <w:lsdException w:name="Grid Table 6 Colorful Accent 6" w:uiPriority="-276381955"/>
-    <w:lsdException w:name="Grid Table 7 Colorful Accent 6" w:uiPriority="-1953956128"/>
-    <w:lsdException w:name="List Table 1 Light" w:uiPriority="563296022"/>
-    <w:lsdException w:name="List Table 2" w:uiPriority="563296023"/>
-    <w:lsdException w:name="List Table 3" w:uiPriority="843122962"/>
-    <w:lsdException w:name="List Table 4" w:uiPriority="843122963"/>
-    <w:lsdException w:name="List Table 5 Dark" w:uiPriority="-276381956"/>
-    <w:lsdException w:name="List Table 6 Colorful" w:uiPriority="-276381955"/>
-    <w:lsdException w:name="List Table 7 Colorful" w:uiPriority="-1953956128"/>
-    <w:lsdException w:name="List Table 1 Light Accent 1" w:uiPriority="563296022"/>
-    <w:lsdException w:name="List Table 2 Accent 1" w:uiPriority="563296023"/>
-    <w:lsdException w:name="List Table 3 Accent 1" w:uiPriority="843122962"/>
-    <w:lsdException w:name="List Table 4 Accent 1" w:uiPriority="843122963"/>
-    <w:lsdException w:name="List Table 5 Dark Accent 1" w:uiPriority="-276381956"/>
-    <w:lsdException w:name="List Table 6 Colorful Accent 1" w:uiPriority="-276381955"/>
-    <w:lsdException w:name="List Table 7 Colorful Accent 1" w:uiPriority="-1953956128"/>
-    <w:lsdException w:name="List Table 1 Light Accent 2" w:uiPriority="563296022"/>
-    <w:lsdException w:name="List Table 2 Accent 2" w:uiPriority="563296023"/>
-    <w:lsdException w:name="List Table 3 Accent 2" w:uiPriority="843122962"/>
-    <w:lsdException w:name="List Table 4 Accent 2" w:uiPriority="843122963"/>
-    <w:lsdException w:name="List Table 5 Dark Accent 2" w:uiPriority="-276381956"/>
-    <w:lsdException w:name="List Table 6 Colorful Accent 2" w:uiPriority="-276381955"/>
-    <w:lsdException w:name="List Table 7 Colorful Accent 2" w:uiPriority="-1953956128"/>
-    <w:lsdException w:name="List Table 1 Light Accent 3" w:uiPriority="563296022"/>
-    <w:lsdException w:name="List Table 2 Accent 3" w:uiPriority="563296023"/>
-    <w:lsdException w:name="List Table 3 Accent 3" w:uiPriority="843122962"/>
-    <w:lsdException w:name="List Table 4 Accent 3" w:uiPriority="843122963"/>
-    <w:lsdException w:name="List Table 5 Dark Accent 3" w:uiPriority="-276381956"/>
-    <w:lsdException w:name="List Table 6 Colorful Accent 3" w:uiPriority="-276381955"/>
-    <w:lsdException w:name="List Table 7 Colorful Accent 3" w:uiPriority="-1953956128"/>
-    <w:lsdException w:name="List Table 1 Light Accent 4" w:uiPriority="563296022"/>
-    <w:lsdException w:name="List Table 2 Accent 4" w:uiPriority="563296023"/>
-    <w:lsdException w:name="List Table 3 Accent 4" w:uiPriority="843122962"/>
-    <w:lsdException w:name="List Table 4 Accent 4" w:uiPriority="843122963"/>
-    <w:lsdException w:name="List Table 5 Dark Accent 4" w:uiPriority="-276381956"/>
-    <w:lsdException w:name="List Table 6 Colorful Accent 4" w:uiPriority="-276381955"/>
-    <w:lsdException w:name="List Table 7 Colorful Accent 4" w:uiPriority="-1953956128"/>
-    <w:lsdException w:name="List Table 1 Light Accent 5" w:uiPriority="563296022"/>
-    <w:lsdException w:name="List Table 2 Accent 5" w:uiPriority="563296023"/>
-    <w:lsdException w:name="List Table 3 Accent 5" w:uiPriority="843122962"/>
-    <w:lsdException w:name="List Table 4 Accent 5" w:uiPriority="843122963"/>
-    <w:lsdException w:name="List Table 5 Dark Accent 5" w:uiPriority="-276381956"/>
-    <w:lsdException w:name="List Table 6 Colorful Accent 5" w:uiPriority="-276381955"/>
-    <w:lsdException w:name="List Table 7 Colorful Accent 5" w:uiPriority="-1953956128"/>
-    <w:lsdException w:name="List Table 1 Light Accent 6" w:uiPriority="563296022"/>
-    <w:lsdException w:name="List Table 2 Accent 6" w:uiPriority="563296023"/>
-    <w:lsdException w:name="List Table 3 Accent 6" w:uiPriority="843122962"/>
-    <w:lsdException w:name="List Table 4 Accent 6" w:uiPriority="843122963"/>
-    <w:lsdException w:name="List Table 5 Dark Accent 6" w:uiPriority="-276381956"/>
-    <w:lsdException w:name="List Table 6 Colorful Accent 6" w:uiPriority="-276381955"/>
-    <w:lsdException w:name="List Table 7 Colorful Accent 6" w:uiPriority="-1953956128"/>
+    <w:lsdException w:name="List Paragraph" w:uiPriority="-1402298664" w:qFormat="1"/>
+    <w:lsdException w:name="Quote" w:uiPriority="-1838721435" w:qFormat="1"/>
+    <w:lsdException w:name="Intense Quote" w:uiPriority="1125263714" w:qFormat="1"/>
+    <w:lsdException w:name="Medium List 2 Accent 1" w:uiPriority="1648726418"/>
+    <w:lsdException w:name="Medium Grid 1 Accent 1" w:uiPriority="1648726419"/>
+    <w:lsdException w:name="Medium Grid 2 Accent 1" w:uiPriority="1147143190"/>
+    <w:lsdException w:name="Medium Grid 3 Accent 1" w:uiPriority="1147143191"/>
+    <w:lsdException w:name="Dark List Accent 1" w:uiPriority="1733846038"/>
+    <w:lsdException w:name="Colorful Shading Accent 1" w:uiPriority="1733846039"/>
+    <w:lsdException w:name="Colorful List Accent 1" w:uiPriority="589698144"/>
+    <w:lsdException w:name="Colorful Grid Accent 1" w:uiPriority="589698145"/>
+    <w:lsdException w:name="Light Shading Accent 2" w:uiPriority="-1775991754"/>
+    <w:lsdException w:name="Light List Accent 2" w:uiPriority="-1775991753"/>
+    <w:lsdException w:name="Light Grid Accent 2" w:uiPriority="-1775937416"/>
+    <w:lsdException w:name="Medium Shading 1 Accent 2" w:uiPriority="-1775937415"/>
+    <w:lsdException w:name="Medium Shading 2 Accent 2" w:uiPriority="-1191183220"/>
+    <w:lsdException w:name="Medium List 1 Accent 2" w:uiPriority="-1191183219"/>
+    <w:lsdException w:name="Medium List 2 Accent 2" w:uiPriority="1648726418"/>
+    <w:lsdException w:name="Medium Grid 1 Accent 2" w:uiPriority="1648726419"/>
+    <w:lsdException w:name="Medium Grid 2 Accent 2" w:uiPriority="1147143190"/>
+    <w:lsdException w:name="Medium Grid 3 Accent 2" w:uiPriority="1147143191"/>
+    <w:lsdException w:name="Dark List Accent 2" w:uiPriority="1733846038"/>
+    <w:lsdException w:name="Colorful Shading Accent 2" w:uiPriority="1733846039"/>
+    <w:lsdException w:name="Colorful List Accent 2" w:uiPriority="589698144"/>
+    <w:lsdException w:name="Colorful Grid Accent 2" w:uiPriority="589698145"/>
+    <w:lsdException w:name="Light Shading Accent 3" w:uiPriority="-1775991754"/>
+    <w:lsdException w:name="Light List Accent 3" w:uiPriority="-1775991753"/>
+    <w:lsdException w:name="Light Grid Accent 3" w:uiPriority="-1775937416"/>
+    <w:lsdException w:name="Medium Shading 1 Accent 3" w:uiPriority="-1775937415"/>
+    <w:lsdException w:name="Medium Shading 2 Accent 3" w:uiPriority="-1191183220"/>
+    <w:lsdException w:name="Medium List 1 Accent 3" w:uiPriority="-1191183219"/>
+    <w:lsdException w:name="Medium List 2 Accent 3" w:uiPriority="1648726418"/>
+    <w:lsdException w:name="Medium Grid 1 Accent 3" w:uiPriority="1648726419"/>
+    <w:lsdException w:name="Medium Grid 2 Accent 3" w:uiPriority="1147143190"/>
+    <w:lsdException w:name="Medium Grid 3 Accent 3" w:uiPriority="1147143191"/>
+    <w:lsdException w:name="Dark List Accent 3" w:uiPriority="1733846038"/>
+    <w:lsdException w:name="Colorful Shading Accent 3" w:uiPriority="1733846039"/>
+    <w:lsdException w:name="Colorful List Accent 3" w:uiPriority="589698144"/>
+    <w:lsdException w:name="Colorful Grid Accent 3" w:uiPriority="589698145"/>
+    <w:lsdException w:name="Light Shading Accent 4" w:uiPriority="-1775991754"/>
+    <w:lsdException w:name="Light List Accent 4" w:uiPriority="-1775991753"/>
+    <w:lsdException w:name="Light Grid Accent 4" w:uiPriority="-1775937416"/>
+    <w:lsdException w:name="Medium Shading 1 Accent 4" w:uiPriority="-1775937415"/>
+    <w:lsdException w:name="Medium Shading 2 Accent 4" w:uiPriority="-1191183220"/>
+    <w:lsdException w:name="Medium List 1 Accent 4" w:uiPriority="-1191183219"/>
+    <w:lsdException w:name="Medium List 2 Accent 4" w:uiPriority="1648726418"/>
+    <w:lsdException w:name="Medium Grid 1 Accent 4" w:uiPriority="1648726419"/>
+    <w:lsdException w:name="Medium Grid 2 Accent 4" w:uiPriority="1147143190"/>
+    <w:lsdException w:name="Medium Grid 3 Accent 4" w:uiPriority="1147143191"/>
+    <w:lsdException w:name="Dark List Accent 4" w:uiPriority="1733846038"/>
+    <w:lsdException w:name="Colorful Shading Accent 4" w:uiPriority="1733846039"/>
+    <w:lsdException w:name="Colorful List Accent 4" w:uiPriority="589698144"/>
+    <w:lsdException w:name="Colorful Grid Accent 4" w:uiPriority="589698145"/>
+    <w:lsdException w:name="Light Shading Accent 5" w:uiPriority="-1775991754"/>
+    <w:lsdException w:name="Light List Accent 5" w:uiPriority="-1775991753"/>
+    <w:lsdException w:name="Light Grid Accent 5" w:uiPriority="-1775937416"/>
+    <w:lsdException w:name="Medium Shading 1 Accent 5" w:uiPriority="-1775937415"/>
+    <w:lsdException w:name="Medium Shading 2 Accent 5" w:uiPriority="-1191183220"/>
+    <w:lsdException w:name="Medium List 1 Accent 5" w:uiPriority="-1191183219"/>
+    <w:lsdException w:name="Medium List 2 Accent 5" w:uiPriority="1648726418"/>
+    <w:lsdException w:name="Medium Grid 1 Accent 5" w:uiPriority="1648726419"/>
+    <w:lsdException w:name="Medium Grid 2 Accent 5" w:uiPriority="1147143190"/>
+    <w:lsdException w:name="Medium Grid 3 Accent 5" w:uiPriority="1147143191"/>
+    <w:lsdException w:name="Dark List Accent 5" w:uiPriority="1733846038"/>
+    <w:lsdException w:name="Colorful Shading Accent 5" w:uiPriority="1733846039"/>
+    <w:lsdException w:name="Colorful List Accent 5" w:uiPriority="589698144"/>
+    <w:lsdException w:name="Colorful Grid Accent 5" w:uiPriority="589698145"/>
+    <w:lsdException w:name="Light Shading Accent 6" w:uiPriority="-1775991754"/>
+    <w:lsdException w:name="Light List Accent 6" w:uiPriority="-1775991753"/>
+    <w:lsdException w:name="Light Grid Accent 6" w:uiPriority="-1775937416"/>
+    <w:lsdException w:name="Medium Shading 1 Accent 6" w:uiPriority="-1775937415"/>
+    <w:lsdException w:name="Medium Shading 2 Accent 6" w:uiPriority="-1191183220"/>
+    <w:lsdException w:name="Medium List 1 Accent 6" w:uiPriority="-1191183219"/>
+    <w:lsdException w:name="Medium List 2 Accent 6" w:uiPriority="1648726418"/>
+    <w:lsdException w:name="Medium Grid 1 Accent 6" w:uiPriority="1648726419"/>
+    <w:lsdException w:name="Medium Grid 2 Accent 6" w:uiPriority="1147143190"/>
+    <w:lsdException w:name="Medium Grid 3 Accent 6" w:uiPriority="1147143191"/>
+    <w:lsdException w:name="Dark List Accent 6" w:uiPriority="1733846038"/>
+    <w:lsdException w:name="Colorful Shading Accent 6" w:uiPriority="1733846039"/>
+    <w:lsdException w:name="Colorful List Accent 6" w:uiPriority="589698144"/>
+    <w:lsdException w:name="Colorful Grid Accent 6" w:uiPriority="589698145"/>
+    <w:lsdException w:name="Subtle Emphasis" w:uiPriority="-1774770111" w:qFormat="1"/>
+    <w:lsdException w:name="Intense Emphasis" w:uiPriority="-276381955" w:qFormat="1"/>
+    <w:lsdException w:name="Subtle Reference" w:uiPriority="1125263715" w:qFormat="1"/>
+    <w:lsdException w:name="Intense Reference" w:uiPriority="-1983387990" w:qFormat="1"/>
+    <w:lsdException w:name="Book Title" w:uiPriority="-1983387989" w:qFormat="1"/>
+    <w:lsdException w:name="Bibliography" w:semiHidden="1" w:uiPriority="-1402298643" w:unhideWhenUsed="1"/>
+    <w:lsdException w:name="TOC Heading" w:semiHidden="1" w:uiPriority="-1397837923" w:unhideWhenUsed="1" w:qFormat="1"/>
+    <w:lsdException w:name="Plain Table 1" w:uiPriority="-947000373"/>
+    <w:lsdException w:name="Plain Table 2" w:uiPriority="862459192"/>
+    <w:lsdException w:name="Plain Table 3" w:uiPriority="862459193"/>
+    <w:lsdException w:name="Plain Table 4" w:uiPriority="1144600416"/>
+    <w:lsdException w:name="Plain Table 5" w:uiPriority="1144600417"/>
+    <w:lsdException w:name="Grid Table Light" w:uiPriority="-947000374"/>
+    <w:lsdException w:name="Grid Table 1 Light" w:uiPriority="1667586416"/>
+    <w:lsdException w:name="Grid Table 2" w:uiPriority="1667586417"/>
+    <w:lsdException w:name="Grid Table 3" w:uiPriority="623261460"/>
+    <w:lsdException w:name="Grid Table 4" w:uiPriority="623261461"/>
+    <w:lsdException w:name="Grid Table 5 Dark" w:uiPriority="2093450864"/>
+    <w:lsdException w:name="Grid Table 6 Colorful" w:uiPriority="2093450871"/>
+    <w:lsdException w:name="Grid Table 7 Colorful" w:uiPriority="-36275812"/>
+    <w:lsdException w:name="Grid Table 1 Light Accent 1" w:uiPriority="1667586416"/>
+    <w:lsdException w:name="Grid Table 2 Accent 1" w:uiPriority="1667586417"/>
+    <w:lsdException w:name="Grid Table 3 Accent 1" w:uiPriority="623261460"/>
+    <w:lsdException w:name="Grid Table 4 Accent 1" w:uiPriority="623261461"/>
+    <w:lsdException w:name="Grid Table 5 Dark Accent 1" w:uiPriority="2093450864"/>
+    <w:lsdException w:name="Grid Table 6 Colorful Accent 1" w:uiPriority="2093450871"/>
+    <w:lsdException w:name="Grid Table 7 Colorful Accent 1" w:uiPriority="-36275812"/>
+    <w:lsdException w:name="Grid Table 1 Light Accent 2" w:uiPriority="1667586416"/>
+    <w:lsdException w:name="Grid Table 2 Accent 2" w:uiPriority="1667586417"/>
+    <w:lsdException w:name="Grid Table 3 Accent 2" w:uiPriority="623261460"/>
+    <w:lsdException w:name="Grid Table 4 Accent 2" w:uiPriority="623261461"/>
+    <w:lsdException w:name="Grid Table 5 Dark Accent 2" w:uiPriority="2093450864"/>
+    <w:lsdException w:name="Grid Table 6 Colorful Accent 2" w:uiPriority="2093450871"/>
+    <w:lsdException w:name="Grid Table 7 Colorful Accent 2" w:uiPriority="-36275812"/>
+    <w:lsdException w:name="Grid Table 1 Light Accent 3" w:uiPriority="1667586416"/>
+    <w:lsdException w:name="Grid Table 2 Accent 3" w:uiPriority="1667586417"/>
+    <w:lsdException w:name="Grid Table 3 Accent 3" w:uiPriority="623261460"/>
+    <w:lsdException w:name="Grid Table 4 Accent 3" w:uiPriority="623261461"/>
+    <w:lsdException w:name="Grid Table 5 Dark Accent 3" w:uiPriority="2093450864"/>
+    <w:lsdException w:name="Grid Table 6 Colorful Accent 3" w:uiPriority="2093450871"/>
+    <w:lsdException w:name="Grid Table 7 Colorful Accent 3" w:uiPriority="-36275812"/>
+    <w:lsdException w:name="Grid Table 1 Light Accent 4" w:uiPriority="1667586416"/>
+    <w:lsdException w:name="Grid Table 2 Accent 4" w:uiPriority="1667586417"/>
+    <w:lsdException w:name="Grid Table 3 Accent 4" w:uiPriority="623261460"/>
+    <w:lsdException w:name="Grid Table 4 Accent 4" w:uiPriority="623261461"/>
+    <w:lsdException w:name="Grid Table 5 Dark Accent 4" w:uiPriority="2093450864"/>
+    <w:lsdException w:name="Grid Table 6 Colorful Accent 4" w:uiPriority="2093450871"/>
+    <w:lsdException w:name="Grid Table 7 Colorful Accent 4" w:uiPriority="-36275812"/>
+    <w:lsdException w:name="Grid Table 1 Light Accent 5" w:uiPriority="1667586416"/>
+    <w:lsdException w:name="Grid Table 2 Accent 5" w:uiPriority="1667586417"/>
+    <w:lsdException w:name="Grid Table 3 Accent 5" w:uiPriority="623261460"/>
+    <w:lsdException w:name="Grid Table 4 Accent 5" w:uiPriority="623261461"/>
+    <w:lsdException w:name="Grid Table 5 Dark Accent 5" w:uiPriority="2093450864"/>
+    <w:lsdException w:name="Grid Table 6 Colorful Accent 5" w:uiPriority="2093450871"/>
+    <w:lsdException w:name="Grid Table 7 Colorful Accent 5" w:uiPriority="-36275812"/>
+    <w:lsdException w:name="Grid Table 1 Light Accent 6" w:uiPriority="1667586416"/>
+    <w:lsdException w:name="Grid Table 2 Accent 6" w:uiPriority="1667586417"/>
+    <w:lsdException w:name="Grid Table 3 Accent 6" w:uiPriority="623261460"/>
+    <w:lsdException w:name="Grid Table 4 Accent 6" w:uiPriority="623261461"/>
+    <w:lsdException w:name="Grid Table 5 Dark Accent 6" w:uiPriority="2093450864"/>
+    <w:lsdException w:name="Grid Table 6 Colorful Accent 6" w:uiPriority="2093450871"/>
+    <w:lsdException w:name="Grid Table 7 Colorful Accent 6" w:uiPriority="-36275812"/>
+    <w:lsdException w:name="List Table 1 Light" w:uiPriority="1667586416"/>
+    <w:lsdException w:name="List Table 2" w:uiPriority="1667586417"/>
+    <w:lsdException w:name="List Table 3" w:uiPriority="623261460"/>
+    <w:lsdException w:name="List Table 4" w:uiPriority="623261461"/>
+    <w:lsdException w:name="List Table 5 Dark" w:uiPriority="2093450864"/>
+    <w:lsdException w:name="List Table 6 Colorful" w:uiPriority="2093450871"/>
+    <w:lsdException w:name="List Table 7 Colorful" w:uiPriority="-36275812"/>
+    <w:lsdException w:name="List Table 1 Light Accent 1" w:uiPriority="1667586416"/>
+    <w:lsdException w:name="List Table 2 Accent 1" w:uiPriority="1667586417"/>
+    <w:lsdException w:name="List Table 3 Accent 1" w:uiPriority="623261460"/>
+    <w:lsdException w:name="List Table 4 Accent 1" w:uiPriority="623261461"/>
+    <w:lsdException w:name="List Table 5 Dark Accent 1" w:uiPriority="2093450864"/>
+    <w:lsdException w:name="List Table 6 Colorful Accent 1" w:uiPriority="2093450871"/>
+    <w:lsdException w:name="List Table 7 Colorful Accent 1" w:uiPriority="-36275812"/>
+    <w:lsdException w:name="List Table 1 Light Accent 2" w:uiPriority="1667586416"/>
+    <w:lsdException w:name="List Table 2 Accent 2" w:uiPriority="1667586417"/>
+    <w:lsdException w:name="List Table 3 Accent 2" w:uiPriority="623261460"/>
+    <w:lsdException w:name="List Table 4 Accent 2" w:uiPriority="623261461"/>
+    <w:lsdException w:name="List Table 5 Dark Accent 2" w:uiPriority="2093450864"/>
+    <w:lsdException w:name="List Table 6 Colorful Accent 2" w:uiPriority="2093450871"/>
+    <w:lsdException w:name="List Table 7 Colorful Accent 2" w:uiPriority="-36275812"/>
+    <w:lsdException w:name="List Table 1 Light Accent 3" w:uiPriority="1667586416"/>
+    <w:lsdException w:name="List Table 2 Accent 3" w:uiPriority="1667586417"/>
+    <w:lsdException w:name="List Table 3 Accent 3" w:uiPriority="623261460"/>
+    <w:lsdException w:name="List Table 4 Accent 3" w:uiPriority="623261461"/>
+    <w:lsdException w:name="List Table 5 Dark Accent 3" w:uiPriority="2093450864"/>
+    <w:lsdException w:name="List Table 6 Colorful Accent 3" w:uiPriority="2093450871"/>
+    <w:lsdException w:name="List Table 7 Colorful Accent 3" w:uiPriority="-36275812"/>
+    <w:lsdException w:name="List Table 1 Light Accent 4" w:uiPriority="1667586416"/>
+    <w:lsdException w:name="List Table 2 Accent 4" w:uiPriority="1667586417"/>
+    <w:lsdException w:name="List Table 3 Accent 4" w:uiPriority="623261460"/>
+    <w:lsdException w:name="List Table 4 Accent 4" w:uiPriority="623261461"/>
+    <w:lsdException w:name="List Table 5 Dark Accent 4" w:uiPriority="2093450864"/>
+    <w:lsdException w:name="List Table 6 Colorful Accent 4" w:uiPriority="2093450871"/>
+    <w:lsdException w:name="List Table 7 Colorful Accent 4" w:uiPriority="-36275812"/>
+    <w:lsdException w:name="List Table 1 Light Accent 5" w:uiPriority="1667586416"/>
+    <w:lsdException w:name="List Table 2 Accent 5" w:uiPriority="1667586417"/>
+    <w:lsdException w:name="List Table 3 Accent 5" w:uiPriority="623261460"/>
+    <w:lsdException w:name="List Table 4 Accent 5" w:uiPriority="623261461"/>
+    <w:lsdException w:name="List Table 5 Dark Accent 5" w:uiPriority="2093450864"/>
+    <w:lsdException w:name="List Table 6 Colorful Accent 5" w:uiPriority="2093450871"/>
+    <w:lsdException w:name="List Table 7 Colorful Accent 5" w:uiPriority="-36275812"/>
+    <w:lsdException w:name="List Table 1 Light Accent 6" w:uiPriority="1667586416"/>
+    <w:lsdException w:name="List Table 2 Accent 6" w:uiPriority="1667586417"/>
+    <w:lsdException w:name="List Table 3 Accent 6" w:uiPriority="623261460"/>
+    <w:lsdException w:name="List Table 4 Accent 6" w:uiPriority="623261461"/>
+    <w:lsdException w:name="List Table 5 Dark Accent 6" w:uiPriority="2093450864"/>
+    <w:lsdException w:name="List Table 6 Colorful Accent 6" w:uiPriority="2093450871"/>
+    <w:lsdException w:name="List Table 7 Colorful Accent 6" w:uiPriority="-36275812"/>
   </w:latentStyles>
   <w:style w:type="paragraph" w:styleId="Title">
     <w:name w:val="Title"/>

--- a/제출파일초안/4. use case descriptions.docx
+++ b/제출파일초안/4. use case descriptions.docx
@@ -52,31 +52,6 @@
           <w:rtl w:val="off"/>
         </w:rPr>
         <w:t>4) use case descriptions</w:t>
-      </w:r>
-      <w:r>
-        <w:rPr>
-          <w:lang w:eastAsia="ko-KR"/>
-          <w:rFonts w:hint="eastAsia"/>
-          <w:b/>
-          <w:bCs/>
-          <w:sz w:val="28"/>
-          <w:szCs w:val="28"/>
-          <w:rtl w:val="off"/>
-        </w:rPr>
-        <w:br/>
-      </w:r>
-      <w:r>
-        <w:rPr>
-          <w:lang w:eastAsia="ko-KR"/>
-          <w:rFonts w:hint="eastAsia"/>
-          <w:b/>
-          <w:bCs/>
-          <w:color w:val="FF0000"/>
-          <w:sz w:val="28"/>
-          <w:szCs w:val="28"/>
-          <w:rtl w:val="off"/>
-        </w:rPr>
-        <w:t>비슷한 수정을 많이 했는데, 제가 QnA 하나 올렸으니 기다려 보겠슴다</w:t>
       </w:r>
     </w:p>
     <w:p>
@@ -749,215 +724,22 @@
         <w:rPr>
           <w:lang w:eastAsia="ko-KR"/>
           <w:rFonts w:hint="eastAsia"/>
+          <w:b/>
+          <w:bCs/>
+          <w:sz w:val="28"/>
+          <w:szCs w:val="28"/>
+          <w:rtl w:val="off"/>
+        </w:rPr>
+      </w:pPr>
+      <w:r>
+        <w:rPr>
+          <w:lang w:eastAsia="ko-KR"/>
+          <w:color w:val="000000"/>
           <w:sz w:val="19"/>
           <w:szCs w:val="19"/>
           <w:rtl w:val="off"/>
         </w:rPr>
-      </w:pPr>
-      <w:r>
-        <w:rPr>
-          <w:lang w:eastAsia="ko-KR"/>
-          <w:color w:val="FF0000"/>
-          <w:sz w:val="19"/>
-          <w:szCs w:val="19"/>
-          <w:rtl w:val="off"/>
-        </w:rPr>
-        <w:t xml:space="preserve">Step 4. 시스템이 “필수 입력 항목이 입력되지 않았습니다” 오류 메시지를 표시하고, 회원가입 화면을 그대로 유지한다. 사용자는 Step 2부터 다시 시도할 수 있다. </w:t>
-      </w:r>
-    </w:p>
-    <w:p>
-      <w:pPr>
-        <w:ind w:left="240"/>
-        <w:spacing w:after="60" w:before="60"/>
-        <w:rPr>
-          <w:lang w:eastAsia="ko-KR"/>
-          <w:rFonts w:hint="eastAsia"/>
-          <w:b/>
-          <w:bCs/>
-          <w:sz w:val="28"/>
-          <w:szCs w:val="28"/>
-          <w:rtl w:val="off"/>
-        </w:rPr>
-      </w:pPr>
-      <w:r>
-        <w:rPr>
-          <w:lang w:eastAsia="ko-KR"/>
-          <w:color w:val="FF0000"/>
-          <w:sz w:val="19"/>
-          <w:szCs w:val="19"/>
-          <w:rtl w:val="off"/>
-        </w:rPr>
-        <w:t xml:space="preserve">(회의 내용 일관성 유지했습니다. 원문: </w:t>
-      </w:r>
-      <w:r>
-        <w:rPr>
-          <w:lang w:eastAsia="ko-KR"/>
-          <w:rFonts w:hint="eastAsia"/>
-          <w:color w:val="000000"/>
-          <w:sz w:val="21"/>
-          <w:szCs w:val="21"/>
-        </w:rPr>
-        <w:t>필수값을</w:t>
-      </w:r>
-      <w:r>
-        <w:rPr>
-          <w:lang w:eastAsia="ko-KR"/>
-          <w:rFonts w:hint="eastAsia"/>
-          <w:color w:val="000000"/>
-          <w:sz w:val="21"/>
-          <w:szCs w:val="21"/>
-        </w:rPr>
-        <w:t xml:space="preserve"> </w:t>
-      </w:r>
-      <w:r>
-        <w:rPr>
-          <w:lang w:eastAsia="ko-KR"/>
-          <w:rFonts w:hint="eastAsia"/>
-          <w:color w:val="000000"/>
-          <w:sz w:val="21"/>
-          <w:szCs w:val="21"/>
-        </w:rPr>
-        <w:t>모두</w:t>
-      </w:r>
-      <w:r>
-        <w:rPr>
-          <w:lang w:eastAsia="ko-KR"/>
-          <w:rFonts w:hint="eastAsia"/>
-          <w:color w:val="000000"/>
-          <w:sz w:val="21"/>
-          <w:szCs w:val="21"/>
-        </w:rPr>
-        <w:t xml:space="preserve"> </w:t>
-      </w:r>
-      <w:r>
-        <w:rPr>
-          <w:lang w:eastAsia="ko-KR"/>
-          <w:rFonts w:hint="eastAsia"/>
-          <w:color w:val="000000"/>
-          <w:sz w:val="21"/>
-          <w:szCs w:val="21"/>
-        </w:rPr>
-        <w:t>입력하지</w:t>
-      </w:r>
-      <w:r>
-        <w:rPr>
-          <w:lang w:eastAsia="ko-KR"/>
-          <w:rFonts w:hint="eastAsia"/>
-          <w:color w:val="000000"/>
-          <w:sz w:val="21"/>
-          <w:szCs w:val="21"/>
-        </w:rPr>
-        <w:t xml:space="preserve"> </w:t>
-      </w:r>
-      <w:r>
-        <w:rPr>
-          <w:lang w:eastAsia="ko-KR"/>
-          <w:rFonts w:hint="eastAsia"/>
-          <w:color w:val="000000"/>
-          <w:sz w:val="21"/>
-          <w:szCs w:val="21"/>
-        </w:rPr>
-        <w:t>않을</w:t>
-      </w:r>
-      <w:r>
-        <w:rPr>
-          <w:lang w:eastAsia="ko-KR"/>
-          <w:rFonts w:hint="eastAsia"/>
-          <w:color w:val="000000"/>
-          <w:sz w:val="21"/>
-          <w:szCs w:val="21"/>
-        </w:rPr>
-        <w:t xml:space="preserve"> </w:t>
-      </w:r>
-      <w:r>
-        <w:rPr>
-          <w:lang w:eastAsia="ko-KR"/>
-          <w:rFonts w:hint="eastAsia"/>
-          <w:color w:val="000000"/>
-          <w:sz w:val="21"/>
-          <w:szCs w:val="21"/>
-        </w:rPr>
-        <w:t>경우</w:t>
-      </w:r>
-      <w:r>
-        <w:rPr>
-          <w:lang w:eastAsia="ko-KR"/>
-          <w:rFonts w:hint="eastAsia"/>
-          <w:color w:val="000000"/>
-          <w:sz w:val="21"/>
-          <w:szCs w:val="21"/>
-        </w:rPr>
-        <w:t xml:space="preserve"> </w:t>
-      </w:r>
-      <w:r>
-        <w:rPr>
-          <w:lang w:eastAsia="ko-KR"/>
-          <w:color w:val="000000"/>
-          <w:sz w:val="21"/>
-          <w:szCs w:val="21"/>
-        </w:rPr>
-        <w:t>step2</w:t>
-      </w:r>
-      <w:r>
-        <w:rPr>
-          <w:lang w:eastAsia="ko-KR"/>
-          <w:rFonts w:hint="eastAsia"/>
-          <w:color w:val="000000"/>
-          <w:sz w:val="21"/>
-          <w:szCs w:val="21"/>
-        </w:rPr>
-        <w:t>로</w:t>
-      </w:r>
-      <w:r>
-        <w:rPr>
-          <w:lang w:eastAsia="ko-KR"/>
-          <w:rFonts w:hint="eastAsia"/>
-          <w:color w:val="000000"/>
-          <w:sz w:val="21"/>
-          <w:szCs w:val="21"/>
-        </w:rPr>
-        <w:t xml:space="preserve"> </w:t>
-      </w:r>
-      <w:r>
-        <w:rPr>
-          <w:lang w:eastAsia="ko-KR"/>
-          <w:rFonts w:hint="eastAsia"/>
-          <w:color w:val="000000"/>
-          <w:sz w:val="21"/>
-          <w:szCs w:val="21"/>
-        </w:rPr>
-        <w:t>이동한</w:t>
-      </w:r>
-      <w:r>
-        <w:rPr>
-          <w:lang w:eastAsia="ko-KR"/>
-          <w:rFonts w:hint="eastAsia"/>
-          <w:color w:val="000000"/>
-          <w:sz w:val="21"/>
-          <w:szCs w:val="21"/>
-        </w:rPr>
-        <w:t>다</w:t>
-      </w:r>
-      <w:r>
-        <w:rPr>
-          <w:lang w:eastAsia="ko-KR"/>
-          <w:rFonts w:hint="eastAsia"/>
-          <w:color w:val="000000"/>
-          <w:sz w:val="21"/>
-          <w:szCs w:val="21"/>
-        </w:rPr>
-        <w:t>.</w:t>
-      </w:r>
-      <w:r>
-        <w:rPr>
-          <w:lang w:eastAsia="ko-KR"/>
-          <w:rFonts w:hint="eastAsia"/>
-          <w:color w:val="FF0000"/>
-          <w:sz w:val="21"/>
-          <w:szCs w:val="21"/>
-          <w:rtl w:val="off"/>
-        </w:rPr>
-        <w:t>)</w:t>
+        <w:t xml:space="preserve">Step 4. 사용자가 필수 입력 항목을 입력하지 않았을 경우 시스템이 “필수 입력 항목이 입력되지 않았습니다” 오류 메시지를 표시하고, 회원가입 화면을 그대로 유지한다. 사용자는 Step 2부터 다시 시도할 수 있다. </w:t>
       </w:r>
     </w:p>
     <w:p>
@@ -1583,7 +1365,7 @@
       </w:r>
       <w:r>
         <w:rPr>
-          <w:color w:val="FF0000"/>
+          <w:color w:val="000000"/>
           <w:sz w:val="19"/>
           <w:szCs w:val="19"/>
         </w:rPr>
@@ -1592,12 +1374,12 @@
       <w:r>
         <w:rPr>
           <w:lang w:eastAsia="ko-KR"/>
-          <w:color w:val="FF0000"/>
+          <w:color w:val="000000"/>
           <w:sz w:val="19"/>
           <w:szCs w:val="19"/>
           <w:rtl w:val="off"/>
         </w:rPr>
-        <w:t>4. 시스템이 “비밀번호가 일치하지 않습니다” 오류 메시지를 표시하고, 회원 탈퇴 화면을 그대로 유지한다. 사용자는 Step 2부터 다시 시도할 수 있다. ( &lt;-- 없어서 추가했습니다)</w:t>
+        <w:t>4. 시스템이 “비밀번호가 일치하지 않습니다” 오류 메시지를 표시하고, 회원 탈퇴 화면을 그대로 유지한다. 사용자는 Step 2부터 다시 시도할 수 있다.</w:t>
       </w:r>
     </w:p>
     <w:p>
@@ -1821,25 +1603,6 @@
               </w:rPr>
               <w:t>2. ID와 비밀번호를 입력한다.</w:t>
             </w:r>
-            <w:r>
-              <w:rPr>
-                <w:lang w:eastAsia="ko-KR"/>
-                <w:sz w:val="19"/>
-                <w:szCs w:val="19"/>
-                <w:rtl w:val="off"/>
-              </w:rPr>
-              <w:t xml:space="preserve"> </w:t>
-            </w:r>
-            <w:r>
-              <w:rPr>
-                <w:lang w:eastAsia="ko-KR"/>
-                <w:color w:val="0000FF"/>
-                <w:sz w:val="19"/>
-                <w:szCs w:val="19"/>
-                <w:rtl w:val="off"/>
-              </w:rPr>
-              <w:t>관리자는 ID/비밀번호 admin/admin을 입력한다.</w:t>
-            </w:r>
           </w:p>
         </w:tc>
         <w:tc>
@@ -3072,6 +2835,35 @@
         <w:rPr>
           <w:lang w:eastAsia="ko-KR"/>
           <w:rFonts w:hint="eastAsia"/>
+          <w:sz w:val="19"/>
+          <w:szCs w:val="19"/>
+          <w:rtl w:val="off"/>
+        </w:rPr>
+      </w:pPr>
+      <w:r>
+        <w:rPr>
+          <w:sz w:val="19"/>
+          <w:szCs w:val="19"/>
+        </w:rPr>
+        <w:t xml:space="preserve">Step </w:t>
+      </w:r>
+      <w:r>
+        <w:rPr>
+          <w:lang w:eastAsia="ko-KR"/>
+          <w:sz w:val="19"/>
+          <w:szCs w:val="19"/>
+          <w:rtl w:val="off"/>
+        </w:rPr>
+        <w:t>2. 설문 등록 과정에서 [초기화] 버튼 클릭 시 입력중인 정보들이 모두 초기화되고, Step 1로 이동한다.</w:t>
+      </w:r>
+    </w:p>
+    <w:p>
+      <w:pPr>
+        <w:ind w:left="240"/>
+        <w:spacing w:after="60" w:before="60"/>
+        <w:rPr>
+          <w:lang w:eastAsia="ko-KR"/>
+          <w:rFonts w:hint="eastAsia"/>
           <w:b/>
           <w:bCs/>
           <w:sz w:val="28"/>
@@ -3081,19 +2873,12 @@
       </w:pPr>
       <w:r>
         <w:rPr>
+          <w:lang w:eastAsia="ko-KR"/>
           <w:sz w:val="19"/>
           <w:szCs w:val="19"/>
-        </w:rPr>
-        <w:t xml:space="preserve">Step </w:t>
-      </w:r>
-      <w:r>
-        <w:rPr>
-          <w:lang w:eastAsia="ko-KR"/>
-          <w:sz w:val="19"/>
-          <w:szCs w:val="19"/>
-          <w:rtl w:val="off"/>
-        </w:rPr>
-        <w:t>2. 설문 등록 과정에서 [초기화] 버튼 클릭 시 입력중인 정보들이 모두 초기화되고, Step 1로 이동한다.</w:t>
+          <w:rtl w:val="off"/>
+        </w:rPr>
+        <w:t>Step 4. 필수 입력 항목을 입력하지 않았을 경우 시스템이 “필수 입력 항목이 입력되지 않았습니다” 오류 메시지를 출력하고 설문 등록 화면을 그대로 유지한다. 사용자는 Step 2부터 다시 시도할 수 있다.</w:t>
       </w:r>
     </w:p>
     <w:p>
@@ -4376,7 +4161,7 @@
           <w:sz w:val="19"/>
           <w:szCs w:val="19"/>
         </w:rPr>
-        <w:t>Step 2</w:t>
+        <w:t xml:space="preserve">Step </w:t>
       </w:r>
       <w:r>
         <w:rPr>
@@ -4385,7 +4170,7 @@
           <w:szCs w:val="19"/>
           <w:rtl w:val="off"/>
         </w:rPr>
-        <w:t>. 회원이 키워드를 입력하지 않은 경우 시스템은 선택한 조건의 전체 설문 리스트를 출력한다.</w:t>
+        <w:t>3. 회원이 키워드를 입력하지 않은 경우 시스템은 선택한 조건의 전체 설문 리스트를 출력한다.</w:t>
       </w:r>
     </w:p>
     <w:p>
@@ -4408,7 +4193,30 @@
           <w:szCs w:val="19"/>
           <w:rtl w:val="off"/>
         </w:rPr>
-        <w:t>Step 3. 검색 결과가 존재하지 않는 경우 시스템은 검색 결과가 없음을 출력한다.</w:t>
+        <w:t>Step 3(2). 검색 결과가 존재하지 않는 경우 시스템은 검색 결과가 없음을 출력한다.</w:t>
+      </w:r>
+    </w:p>
+    <w:p>
+      <w:pPr>
+        <w:ind w:left="240"/>
+        <w:spacing w:after="60" w:before="60"/>
+        <w:rPr>
+          <w:lang w:eastAsia="ko-KR"/>
+          <w:rFonts w:hint="eastAsia"/>
+          <w:sz w:val="19"/>
+          <w:szCs w:val="19"/>
+          <w:rtl w:val="off"/>
+        </w:rPr>
+      </w:pPr>
+      <w:r>
+        <w:rPr>
+          <w:lang w:eastAsia="ko-KR"/>
+          <w:rFonts w:hint="eastAsia"/>
+          <w:sz w:val="19"/>
+          <w:szCs w:val="19"/>
+          <w:rtl w:val="off"/>
+        </w:rPr>
+        <w:t>Step 3(3). 시스템이 “설문 검색 필터를 선택해 주십시오” 오류 메시지를 출력하고 화면을 그대로 유지한다. 사용자는 Step 2부터 다시 시도할 수 있다.</w:t>
       </w:r>
     </w:p>
     <w:p>
@@ -4554,7 +4362,6 @@
         </w:tc>
       </w:tr>
       <w:tr>
-        <w:trPr/>
         <w:tc>
           <w:tcPr>
             <w:tcW w:w="4500" w:type="dxa"/>
@@ -4564,12 +4371,6 @@
               <w:bottom w:val="single" w:sz="4" w:space="0" w:color="888888"/>
               <w:right w:val="single" w:sz="4" w:space="0" w:color="888888"/>
             </w:tcBorders>
-            <w:tcMar>
-              <w:top w:w="100" w:type="dxa"/>
-              <w:left w:w="140" w:type="dxa"/>
-              <w:bottom w:w="100" w:type="dxa"/>
-              <w:right w:w="140" w:type="dxa"/>
-            </w:tcMar>
           </w:tcPr>
           <w:p>
             <w:pPr>
@@ -4590,12 +4391,6 @@
               <w:bottom w:val="single" w:sz="4" w:space="0" w:color="888888"/>
               <w:right w:val="single" w:sz="4" w:space="0" w:color="888888"/>
             </w:tcBorders>
-            <w:tcMar>
-              <w:top w:w="100" w:type="dxa"/>
-              <w:left w:w="140" w:type="dxa"/>
-              <w:bottom w:w="100" w:type="dxa"/>
-              <w:right w:w="140" w:type="dxa"/>
-            </w:tcMar>
           </w:tcPr>
           <w:p>
             <w:pPr>
@@ -4607,29 +4402,144 @@
             </w:pPr>
             <w:r>
               <w:rPr>
-                <w:rFonts w:ascii="맑은 고딕" w:eastAsia="맑은 고딕" w:hAnsi="맑은 고딕" w:hint="eastAsia"/>
-              </w:rPr>
-              <w:t>1</w:t>
-            </w:r>
-            <w:r>
-              <w:rPr>
-                <w:rFonts w:ascii="맑은 고딕" w:eastAsia="맑은 고딕" w:hAnsi="맑은 고딕" w:hint="default"/>
-              </w:rPr>
-              <w:t>. 설문 제목, 설문 설명, 설문 문항, 응답 항목, 설문 시작 시각, 설문 마감 시각을 출력한다.</w:t>
-            </w:r>
-            <w:r>
-              <w:rPr>
                 <w:lang w:eastAsia="ko-KR"/>
                 <w:rFonts w:ascii="맑은 고딕" w:eastAsia="맑은 고딕" w:hAnsi="맑은 고딕" w:hint="default"/>
                 <w:rtl w:val="off"/>
               </w:rPr>
+              <w:t>1. 설문 리스트를 화면에 출력한다.</w:t>
+            </w:r>
+          </w:p>
+        </w:tc>
+      </w:tr>
+      <w:tr>
+        <w:tc>
+          <w:tcPr>
+            <w:tcW w:w="4500" w:type="dxa"/>
+            <w:tcBorders>
+              <w:top w:val="single" w:sz="4" w:space="0" w:color="888888"/>
+              <w:left w:val="single" w:sz="4" w:space="0" w:color="888888"/>
+              <w:bottom w:val="single" w:sz="4" w:space="0" w:color="888888"/>
+              <w:right w:val="single" w:sz="4" w:space="0" w:color="888888"/>
+            </w:tcBorders>
+          </w:tcPr>
+          <w:p>
+            <w:pPr>
+              <w:pStyle w:val="a0"/>
+              <w:spacing w:line="276"/>
+              <w:rPr>
+                <w:rFonts w:ascii="맑은 고딕" w:eastAsia="맑은 고딕" w:hAnsi="맑은 고딕" w:hint="default"/>
+              </w:rPr>
+            </w:pPr>
+            <w:r>
+              <w:rPr>
+                <w:lang w:eastAsia="ko-KR"/>
+                <w:rFonts w:ascii="맑은 고딕" w:eastAsia="맑은 고딕" w:hAnsi="맑은 고딕" w:hint="default"/>
+                <w:rtl w:val="off"/>
+              </w:rPr>
+              <w:t>2. 상세정보를 조회하고자 하는 설문을 누른다.</w:t>
+            </w:r>
+          </w:p>
+        </w:tc>
+        <w:tc>
+          <w:tcPr>
+            <w:tcW w:w="4860" w:type="dxa"/>
+            <w:tcBorders>
+              <w:top w:val="single" w:sz="4" w:space="0" w:color="888888"/>
+              <w:left w:val="single" w:sz="4" w:space="0" w:color="888888"/>
+              <w:bottom w:val="single" w:sz="4" w:space="0" w:color="888888"/>
+              <w:right w:val="single" w:sz="4" w:space="0" w:color="888888"/>
+            </w:tcBorders>
+          </w:tcPr>
+          <w:p>
+            <w:pPr>
+              <w:pStyle w:val="a0"/>
+              <w:spacing w:line="276"/>
+              <w:rPr>
+                <w:rFonts w:ascii="맑은 고딕" w:eastAsia="맑은 고딕" w:hAnsi="맑은 고딕" w:hint="default"/>
+              </w:rPr>
+            </w:pPr>
+          </w:p>
+        </w:tc>
+      </w:tr>
+      <w:tr>
+        <w:trPr/>
+        <w:tc>
+          <w:tcPr>
+            <w:tcW w:w="4500" w:type="dxa"/>
+            <w:tcBorders>
+              <w:top w:val="single" w:sz="4" w:space="0" w:color="888888"/>
+              <w:left w:val="single" w:sz="4" w:space="0" w:color="888888"/>
+              <w:bottom w:val="single" w:sz="4" w:space="0" w:color="888888"/>
+              <w:right w:val="single" w:sz="4" w:space="0" w:color="888888"/>
+            </w:tcBorders>
+            <w:tcMar>
+              <w:top w:w="100" w:type="dxa"/>
+              <w:left w:w="140" w:type="dxa"/>
+              <w:bottom w:w="100" w:type="dxa"/>
+              <w:right w:w="140" w:type="dxa"/>
+            </w:tcMar>
+          </w:tcPr>
+          <w:p>
+            <w:pPr>
+              <w:pStyle w:val="a0"/>
+              <w:spacing w:line="276"/>
+              <w:rPr>
+                <w:rFonts w:ascii="맑은 고딕" w:eastAsia="맑은 고딕" w:hAnsi="맑은 고딕" w:hint="default"/>
+              </w:rPr>
+            </w:pPr>
+          </w:p>
+        </w:tc>
+        <w:tc>
+          <w:tcPr>
+            <w:tcW w:w="4860" w:type="dxa"/>
+            <w:tcBorders>
+              <w:top w:val="single" w:sz="4" w:space="0" w:color="888888"/>
+              <w:left w:val="single" w:sz="4" w:space="0" w:color="888888"/>
+              <w:bottom w:val="single" w:sz="4" w:space="0" w:color="888888"/>
+              <w:right w:val="single" w:sz="4" w:space="0" w:color="888888"/>
+            </w:tcBorders>
+            <w:tcMar>
+              <w:top w:w="100" w:type="dxa"/>
+              <w:left w:w="140" w:type="dxa"/>
+              <w:bottom w:w="100" w:type="dxa"/>
+              <w:right w:w="140" w:type="dxa"/>
+            </w:tcMar>
+          </w:tcPr>
+          <w:p>
+            <w:pPr>
+              <w:pStyle w:val="a0"/>
+              <w:spacing w:line="276"/>
+              <w:rPr>
+                <w:rFonts w:ascii="맑은 고딕" w:eastAsia="맑은 고딕" w:hAnsi="맑은 고딕" w:hint="default"/>
+              </w:rPr>
+            </w:pPr>
+            <w:r>
+              <w:rPr>
+                <w:lang w:eastAsia="ko-KR"/>
+                <w:rFonts w:ascii="맑은 고딕" w:eastAsia="맑은 고딕" w:hAnsi="맑은 고딕" w:hint="default"/>
+                <w:rtl w:val="off"/>
+              </w:rPr>
+              <w:t>3</w:t>
+            </w:r>
+            <w:r>
+              <w:rPr>
+                <w:rFonts w:ascii="맑은 고딕" w:eastAsia="맑은 고딕" w:hAnsi="맑은 고딕" w:hint="default"/>
+              </w:rPr>
+              <w:t>. 설문 제목, 설문 설명, 설문 문항, 응답 항목, 설문 시작 시각, 설문 마감 시각을 출력한다.</w:t>
+            </w:r>
+            <w:r>
+              <w:rPr>
+                <w:lang w:eastAsia="ko-KR"/>
+                <w:rFonts w:ascii="맑은 고딕" w:eastAsia="맑은 고딕" w:hAnsi="맑은 고딕" w:hint="default"/>
+                <w:rtl w:val="off"/>
+              </w:rPr>
               <w:t xml:space="preserve"> </w:t>
             </w:r>
             <w:r>
               <w:rPr>
                 <w:lang w:eastAsia="ko-KR"/>
                 <w:rFonts w:ascii="맑은 고딕" w:eastAsia="맑은 고딕" w:hAnsi="맑은 고딕" w:hint="default"/>
-                <w:color w:val="FF0000"/>
+                <w:color w:val="000000"/>
                 <w:rtl w:val="off"/>
               </w:rPr>
               <w:t>진행 중인 설문인 경우 응답 버튼을 활성화하고, 진행 예정 또는 종료된 설문인 경우 응답 버튼을 비활성화한다.</w:t>
@@ -4638,45 +4548,6 @@
         </w:tc>
       </w:tr>
     </w:tbl>
-    <w:p>
-      <w:pPr>
-        <w:spacing w:after="80" w:before="160"/>
-      </w:pPr>
-      <w:r>
-        <w:rPr>
-          <w:b/>
-          <w:bCs/>
-          <w:sz w:val="21"/>
-          <w:szCs w:val="21"/>
-        </w:rPr>
-        <w:t>Alternative Courses</w:t>
-      </w:r>
-    </w:p>
-    <w:p>
-      <w:pPr>
-        <w:ind w:left="240"/>
-        <w:spacing w:after="60" w:before="60"/>
-        <w:rPr>
-          <w:lang w:eastAsia="ko-KR"/>
-          <w:rFonts w:hint="eastAsia"/>
-          <w:color w:val="FF0000"/>
-          <w:sz w:val="19"/>
-          <w:szCs w:val="19"/>
-          <w:rtl w:val="off"/>
-        </w:rPr>
-      </w:pPr>
-      <w:r>
-        <w:rPr>
-          <w:lang w:eastAsia="ko-KR"/>
-          <w:rFonts w:hint="eastAsia"/>
-          <w:color w:val="FF0000"/>
-          <w:sz w:val="19"/>
-          <w:szCs w:val="19"/>
-          <w:rtl w:val="off"/>
-        </w:rPr>
-        <w:t>저 문장이 alternative course였는데, 생각해 보니 alt는 아닌 것 같아서... 한번 상의해 주십시오</w:t>
-      </w:r>
-    </w:p>
     <w:p>
       <w:pPr>
         <w:spacing w:after="120" w:before="320"/>
@@ -5050,21 +4921,31 @@
       </w:pPr>
       <w:r>
         <w:rPr>
+          <w:color w:val="000000"/>
+          <w:sz w:val="19"/>
+          <w:szCs w:val="19"/>
+        </w:rPr>
+        <w:t xml:space="preserve">Step </w:t>
+      </w:r>
+      <w:r>
+        <w:rPr>
+          <w:lang w:eastAsia="ko-KR"/>
+          <w:color w:val="000000"/>
+          <w:sz w:val="19"/>
+          <w:szCs w:val="19"/>
+          <w:rtl w:val="off"/>
+        </w:rPr>
+        <w:t>3.</w:t>
+      </w:r>
+      <w:r>
+        <w:rPr>
+          <w:lang w:eastAsia="ko-KR"/>
           <w:color w:val="FF0000"/>
           <w:sz w:val="19"/>
           <w:szCs w:val="19"/>
-        </w:rPr>
-        <w:t xml:space="preserve">Step </w:t>
-      </w:r>
-      <w:r>
-        <w:rPr>
-          <w:lang w:eastAsia="ko-KR"/>
-          <w:color w:val="FF0000"/>
-          <w:sz w:val="19"/>
-          <w:szCs w:val="19"/>
-          <w:rtl w:val="off"/>
-        </w:rPr>
-        <w:t xml:space="preserve">3. </w:t>
+          <w:rtl w:val="off"/>
+        </w:rPr>
+        <w:t xml:space="preserve"> </w:t>
       </w:r>
       <w:r>
         <w:rPr>
@@ -5074,12 +4955,22 @@
           <w:szCs w:val="19"/>
           <w:rtl w:val="off"/>
         </w:rPr>
-        <w:t xml:space="preserve">응답하지 않은 문항이 있을 경우, 시스템은 미응답 항목이 있음을 출력하고 </w:t>
-      </w:r>
-      <w:r>
-        <w:rPr>
-          <w:lang w:eastAsia="ko-KR"/>
-          <w:color w:val="FF0000"/>
+        <w:t>응답</w:t>
+      </w:r>
+      <w:r>
+        <w:rPr>
+          <w:lang w:eastAsia="ko-KR"/>
+          <w:color w:val="000000"/>
+          <w:sz w:val="19"/>
+          <w:szCs w:val="19"/>
+          <w:rtl w:val="off"/>
+        </w:rPr>
+        <w:t xml:space="preserve">하지 않은 문항이 있을 경우, 시스템은 미응답 항목이 있음을 출력하고 </w:t>
+      </w:r>
+      <w:r>
+        <w:rPr>
+          <w:lang w:eastAsia="ko-KR"/>
+          <w:color w:val="000000"/>
           <w:sz w:val="19"/>
           <w:szCs w:val="19"/>
           <w:rtl w:val="off"/>
@@ -5108,13 +4999,13 @@
           <w:szCs w:val="19"/>
           <w:rtl w:val="off"/>
         </w:rPr>
-        <w:t xml:space="preserve">Step 3(2). 설문 마감 시간이 지난 경우, 시스템은 응답이 종료되었음을 출력하고 </w:t>
+        <w:t xml:space="preserve">Step 3(2). 설문 마감 시간이 지난 경우, 시스템은 설문이 종료되었음을 출력하고 </w:t>
       </w:r>
       <w:r>
         <w:rPr>
           <w:lang w:eastAsia="ko-KR"/>
           <w:rFonts w:hint="eastAsia"/>
-          <w:color w:val="FF0000"/>
+          <w:color w:val="000000"/>
           <w:sz w:val="19"/>
           <w:szCs w:val="19"/>
           <w:rtl w:val="off"/>
@@ -5368,12 +5259,12 @@
             <w:r>
               <w:rPr>
                 <w:lang w:eastAsia="ko-KR"/>
-                <w:color w:val="FF0000"/>
+                <w:color w:val="000000"/>
                 <w:sz w:val="19"/>
                 <w:szCs w:val="19"/>
                 <w:rtl w:val="off"/>
               </w:rPr>
-              <w:t>종료된 설문의 취소 버튼을 비활성화하고, 진행 중인 설문의 취소 버튼을 활성화한다.</w:t>
+              <w:t>종료된 설문의 수정 및 취소 버튼을 비활성화하고, 진행 중인 설문의 수정 및 취소 버튼을 활성화한다.</w:t>
             </w:r>
           </w:p>
         </w:tc>
@@ -5861,53 +5752,28 @@
         <w:rPr>
           <w:lang w:eastAsia="ko-KR"/>
           <w:rFonts w:hint="eastAsia"/>
+          <w:sz w:val="19"/>
+          <w:szCs w:val="19"/>
+          <w:rtl w:val="off"/>
+        </w:rPr>
+      </w:pPr>
+      <w:r>
+        <w:rPr>
           <w:color w:val="000000"/>
           <w:sz w:val="19"/>
           <w:szCs w:val="19"/>
-          <w:rtl w:val="off"/>
-        </w:rPr>
-      </w:pPr>
-      <w:r>
-        <w:rPr>
+        </w:rPr>
+        <w:t xml:space="preserve">Step </w:t>
+      </w:r>
+      <w:r>
+        <w:rPr>
+          <w:lang w:eastAsia="ko-KR"/>
           <w:color w:val="000000"/>
           <w:sz w:val="19"/>
           <w:szCs w:val="19"/>
-        </w:rPr>
-        <w:t xml:space="preserve">Step </w:t>
-      </w:r>
-      <w:r>
-        <w:rPr>
-          <w:lang w:eastAsia="ko-KR"/>
-          <w:color w:val="000000"/>
-          <w:sz w:val="19"/>
-          <w:szCs w:val="19"/>
-          <w:rtl w:val="off"/>
-        </w:rPr>
-        <w:t>4. 사용자가 팝업의 취소 버튼을 누르면, 시스템은 팝업을 닫고 이전 목록 화면을 그대로 유지한다.</w:t>
-      </w:r>
-    </w:p>
-    <w:p>
-      <w:pPr>
-        <w:ind w:left="240"/>
-        <w:spacing w:after="60" w:before="60"/>
-        <w:rPr>
-          <w:lang w:eastAsia="ko-KR"/>
-          <w:rFonts w:hint="eastAsia"/>
-          <w:sz w:val="19"/>
-          <w:szCs w:val="19"/>
-          <w:rtl w:val="off"/>
-        </w:rPr>
-      </w:pPr>
-      <w:r>
-        <w:rPr>
-          <w:lang w:eastAsia="ko-KR"/>
-          <w:rFonts w:hint="eastAsia"/>
-          <w:color w:val="FF0000"/>
-          <w:sz w:val="19"/>
-          <w:szCs w:val="19"/>
-          <w:rtl w:val="off"/>
-        </w:rPr>
-        <w:t>이것도 위랑 똑같이,,, 한번 상의해 주십쇼 원문은 Alt Step 1. 이었습니다</w:t>
+          <w:rtl w:val="off"/>
+        </w:rPr>
+        <w:t>4. 사용자가 팝업의 닫기 버튼을 누르면, 시스템은 팝업을 닫고 이전 목록 화면을 그대로 유지한다.</w:t>
       </w:r>
     </w:p>
     <w:p>
@@ -6134,15 +6000,6 @@
               </w:rPr>
               <w:t xml:space="preserve"> </w:t>
             </w:r>
-            <w:r>
-              <w:rPr>
-                <w:lang w:eastAsia="ko-KR"/>
-                <w:rFonts w:ascii="맑은 고딕" w:eastAsia="맑은 고딕" w:hAnsi="맑은 고딕" w:cs="Arial Unicode MS"/>
-                <w:color w:val="FF0000"/>
-                <w:rtl w:val="off"/>
-              </w:rPr>
-              <w:t>설문이 종료된 경우 수정 버튼을 비활성화한다.</w:t>
-            </w:r>
           </w:p>
         </w:tc>
       </w:tr>
@@ -6304,6 +6161,14 @@
     <w:p>
       <w:pPr>
         <w:spacing w:after="80" w:before="160"/>
+        <w:rPr>
+          <w:lang w:eastAsia="ko-KR"/>
+          <w:rFonts w:hint="eastAsia"/>
+          <w:color w:val="FF0000"/>
+          <w:sz w:val="19"/>
+          <w:szCs w:val="19"/>
+          <w:rtl w:val="off"/>
+        </w:rPr>
       </w:pPr>
       <w:r>
         <w:rPr>
@@ -6322,7 +6187,7 @@
         <w:rPr>
           <w:lang w:eastAsia="ko-KR"/>
           <w:rFonts w:hint="eastAsia"/>
-          <w:color w:val="FF0000"/>
+          <w:color w:val="000000"/>
           <w:sz w:val="19"/>
           <w:szCs w:val="19"/>
           <w:rtl w:val="off"/>
@@ -6330,29 +6195,24 @@
       </w:pPr>
       <w:r>
         <w:rPr>
+          <w:lang w:eastAsia="ko-KR"/>
+          <w:rFonts w:hint="eastAsia"/>
           <w:sz w:val="19"/>
           <w:szCs w:val="19"/>
-        </w:rPr>
-        <w:t>Step</w:t>
-      </w:r>
-      <w:r>
-        <w:rPr>
-          <w:lang w:eastAsia="ko-KR"/>
+          <w:rtl w:val="off"/>
+        </w:rPr>
+        <w:t xml:space="preserve">Step 3. 필수 응답 항목을 입력하지 않은 경우, 시스템은 경고 메시지를 표시하고 수정 화면을 유지한다. </w:t>
+      </w:r>
+      <w:r>
+        <w:rPr>
+          <w:lang w:eastAsia="ko-KR"/>
+          <w:rFonts w:hint="eastAsia"/>
+          <w:color w:val="000000"/>
           <w:sz w:val="19"/>
           <w:szCs w:val="19"/>
           <w:rtl w:val="off"/>
         </w:rPr>
-        <w:t xml:space="preserve"> 1. </w:t>
-      </w:r>
-      <w:r>
-        <w:rPr>
-          <w:lang w:eastAsia="ko-KR"/>
-          <w:color w:val="FF0000"/>
-          <w:sz w:val="19"/>
-          <w:szCs w:val="19"/>
-          <w:rtl w:val="off"/>
-        </w:rPr>
-        <w:t>하나 바꾸니까 많이 바꾸게 되네요. 죄송합니다. 위 빨간색 문장도 alt였습니다.</w:t>
+        <w:t>사용자는 Step 2부터 다시 시도할 수 있다.</w:t>
       </w:r>
     </w:p>
     <w:p>
@@ -6369,24 +6229,52 @@
       </w:pPr>
       <w:r>
         <w:rPr>
-          <w:lang w:eastAsia="ko-KR"/>
-          <w:rFonts w:hint="eastAsia"/>
           <w:sz w:val="19"/>
           <w:szCs w:val="19"/>
-          <w:rtl w:val="off"/>
-        </w:rPr>
-        <w:t xml:space="preserve">Step 3. 필수 응답 항목이 누락된 경우, 시스템은 경고 메시지를 표시하고 수정 화면을 유지한다. </w:t>
-      </w:r>
-      <w:r>
-        <w:rPr>
-          <w:lang w:eastAsia="ko-KR"/>
-          <w:rFonts w:hint="eastAsia"/>
-          <w:color w:val="FF0000"/>
+        </w:rPr>
+        <w:t>Step</w:t>
+      </w:r>
+      <w:r>
+        <w:rPr>
+          <w:lang w:eastAsia="ko-KR"/>
           <w:sz w:val="19"/>
           <w:szCs w:val="19"/>
           <w:rtl w:val="off"/>
         </w:rPr>
-        <w:t>사용자는 Step 2부터 다시 시도할 수 있다. (&lt;-- “필수 응답 항목이 누락된 경우” 고민?)</w:t>
+        <w:t xml:space="preserve"> 3(2). </w:t>
+      </w:r>
+      <w:r>
+        <w:rPr>
+          <w:lang w:eastAsia="ko-KR"/>
+          <w:rFonts w:ascii="맑은 고딕" w:eastAsia="맑은 고딕" w:hAnsi="맑은 고딕" w:cs="Arial Unicode MS"/>
+          <w:color w:val="000000"/>
+          <w:sz w:val="19"/>
+          <w:szCs w:val="19"/>
+          <w:rtl w:val="off"/>
+        </w:rPr>
+        <w:t>설문 마감 시간이 지난 경우, 시스템은 설문</w:t>
+      </w:r>
+      <w:r>
+        <w:rPr>
+          <w:lang w:eastAsia="ko-KR"/>
+          <w:rFonts w:hint="eastAsia"/>
+          <w:color w:val="000000"/>
+          <w:sz w:val="19"/>
+          <w:szCs w:val="19"/>
+          <w:rtl w:val="off"/>
+        </w:rPr>
+        <w:t xml:space="preserve">이 종료되었음을 출력하고 </w:t>
+      </w:r>
+      <w:r>
+        <w:rPr>
+          <w:lang w:eastAsia="ko-KR"/>
+          <w:rFonts w:hint="eastAsia"/>
+          <w:color w:val="000000"/>
+          <w:sz w:val="19"/>
+          <w:szCs w:val="19"/>
+          <w:rtl w:val="off"/>
+        </w:rPr>
+        <w:t>메인 화면으로 이동시킨다.</w:t>
       </w:r>
     </w:p>
     <w:p>
@@ -6623,7 +6511,22 @@
                 <w:rFonts w:ascii="맑은 고딕" w:eastAsia="맑은 고딕" w:hAnsi="맑은 고딕" w:cs="Arial Unicode MS"/>
                 <w:rtl w:val="off"/>
               </w:rPr>
-              <w:t>. 통계 검색 단위(1주일, 1개월, 1년)를 선택할 수 있는 화면을 표시한다.</w:t>
+              <w:t xml:space="preserve">. 통계 검색 단위(1주일, 1개월, 1년)를 선택할 수 있는 화면을 </w:t>
+            </w:r>
+            <w:r>
+              <w:rPr>
+                <w:lang w:eastAsia="ko-KR"/>
+                <w:rFonts w:ascii="맑은 고딕" w:eastAsia="맑은 고딕" w:hAnsi="맑은 고딕" w:cs="Arial Unicode MS"/>
+                <w:rtl w:val="off"/>
+              </w:rPr>
+              <w:t>출력</w:t>
+            </w:r>
+            <w:r>
+              <w:rPr>
+                <w:rFonts w:ascii="맑은 고딕" w:eastAsia="맑은 고딕" w:hAnsi="맑은 고딕" w:cs="Arial Unicode MS"/>
+                <w:rtl w:val="off"/>
+              </w:rPr>
+              <w:t>한다.</w:t>
             </w:r>
           </w:p>
         </w:tc>
@@ -6844,22 +6747,22 @@
     <w:lsdException w:name="index 7" w:semiHidden="1" w:unhideWhenUsed="1"/>
     <w:lsdException w:name="index 8" w:semiHidden="1" w:unhideWhenUsed="1"/>
     <w:lsdException w:name="index 9" w:semiHidden="1" w:unhideWhenUsed="1"/>
-    <w:lsdException w:name="toc 1" w:semiHidden="1" w:uiPriority="-1397837923" w:unhideWhenUsed="1"/>
-    <w:lsdException w:name="toc 2" w:semiHidden="1" w:uiPriority="-1397837923" w:unhideWhenUsed="1"/>
-    <w:lsdException w:name="toc 3" w:semiHidden="1" w:uiPriority="-1397837923" w:unhideWhenUsed="1"/>
-    <w:lsdException w:name="toc 4" w:semiHidden="1" w:uiPriority="-1397837923" w:unhideWhenUsed="1"/>
-    <w:lsdException w:name="toc 5" w:semiHidden="1" w:uiPriority="-1397837923" w:unhideWhenUsed="1"/>
-    <w:lsdException w:name="toc 6" w:semiHidden="1" w:uiPriority="-1397837923" w:unhideWhenUsed="1"/>
-    <w:lsdException w:name="toc 7" w:semiHidden="1" w:uiPriority="-1397837923" w:unhideWhenUsed="1"/>
-    <w:lsdException w:name="toc 8" w:semiHidden="1" w:uiPriority="-1397837923" w:unhideWhenUsed="1"/>
-    <w:lsdException w:name="toc 9" w:semiHidden="1" w:uiPriority="-1397837923" w:unhideWhenUsed="1"/>
+    <w:lsdException w:name="toc 1" w:semiHidden="1" w:uiPriority="1752991453" w:unhideWhenUsed="1"/>
+    <w:lsdException w:name="toc 2" w:semiHidden="1" w:uiPriority="1752991453" w:unhideWhenUsed="1"/>
+    <w:lsdException w:name="toc 3" w:semiHidden="1" w:uiPriority="1752991453" w:unhideWhenUsed="1"/>
+    <w:lsdException w:name="toc 4" w:semiHidden="1" w:uiPriority="1752991453" w:unhideWhenUsed="1"/>
+    <w:lsdException w:name="toc 5" w:semiHidden="1" w:uiPriority="1752991453" w:unhideWhenUsed="1"/>
+    <w:lsdException w:name="toc 6" w:semiHidden="1" w:uiPriority="1752991453" w:unhideWhenUsed="1"/>
+    <w:lsdException w:name="toc 7" w:semiHidden="1" w:uiPriority="1752991453" w:unhideWhenUsed="1"/>
+    <w:lsdException w:name="toc 8" w:semiHidden="1" w:uiPriority="1752991453" w:unhideWhenUsed="1"/>
+    <w:lsdException w:name="toc 9" w:semiHidden="1" w:uiPriority="1752991453" w:unhideWhenUsed="1"/>
     <w:lsdException w:name="Normal Indent" w:semiHidden="1" w:unhideWhenUsed="1"/>
     <w:lsdException w:name="footnote text" w:semiHidden="1" w:unhideWhenUsed="1"/>
     <w:lsdException w:name="annotation text" w:semiHidden="1" w:unhideWhenUsed="1"/>
     <w:lsdException w:name="header" w:semiHidden="1" w:unhideWhenUsed="1"/>
     <w:lsdException w:name="footer" w:semiHidden="1" w:unhideWhenUsed="1"/>
     <w:lsdException w:name="index heading" w:semiHidden="1" w:unhideWhenUsed="1"/>
-    <w:lsdException w:name="caption" w:semiHidden="1" w:uiPriority="-1402298657" w:unhideWhenUsed="1" w:qFormat="1"/>
+    <w:lsdException w:name="caption" w:semiHidden="1" w:uiPriority="-36275799" w:unhideWhenUsed="1" w:qFormat="1"/>
     <w:lsdException w:name="table of figures" w:semiHidden="1" w:unhideWhenUsed="1"/>
     <w:lsdException w:name="envelope address" w:semiHidden="1" w:unhideWhenUsed="1"/>
     <w:lsdException w:name="envelope return" w:semiHidden="1" w:unhideWhenUsed="1"/>
@@ -6887,7 +6790,7 @@
     <w:lsdException w:name="List Number 3" w:semiHidden="1" w:unhideWhenUsed="1"/>
     <w:lsdException w:name="List Number 4" w:semiHidden="1" w:unhideWhenUsed="1"/>
     <w:lsdException w:name="List Number 5" w:semiHidden="1" w:unhideWhenUsed="1"/>
-    <w:lsdException w:name="Title" w:uiPriority="1096372838" w:qFormat="1"/>
+    <w:lsdException w:name="Title" w:uiPriority="-1774770120" w:qFormat="1"/>
     <w:lsdException w:name="Closing" w:semiHidden="1" w:unhideWhenUsed="1"/>
     <w:lsdException w:name="Signature" w:semiHidden="1" w:unhideWhenUsed="1"/>
     <w:lsdException w:name="Default Paragraph Font" w:semiHidden="1" w:uiPriority="1" w:unhideWhenUsed="1"/>
@@ -6899,7 +6802,7 @@
     <w:lsdException w:name="List Continue 4" w:semiHidden="1" w:unhideWhenUsed="1"/>
     <w:lsdException w:name="List Continue 5" w:semiHidden="1" w:unhideWhenUsed="1"/>
     <w:lsdException w:name="Message Header" w:semiHidden="1" w:unhideWhenUsed="1"/>
-    <w:lsdException w:name="Subtitle" w:uiPriority="1096372839" w:qFormat="1"/>
+    <w:lsdException w:name="Subtitle" w:uiPriority="-1774770119" w:qFormat="1"/>
     <w:lsdException w:name="Salutation" w:semiHidden="1" w:unhideWhenUsed="1"/>
     <w:lsdException w:name="Date" w:semiHidden="1" w:unhideWhenUsed="1"/>
     <w:lsdException w:name="Body Text First Indent" w:semiHidden="1" w:unhideWhenUsed="1"/>
@@ -6912,8 +6815,8 @@
     <w:lsdException w:name="Block Text" w:semiHidden="1" w:unhideWhenUsed="1"/>
     <w:lsdException w:name="Hyperlink" w:semiHidden="1" w:unhideWhenUsed="1"/>
     <w:lsdException w:name="FollowedHyperlink" w:semiHidden="1" w:unhideWhenUsed="1"/>
-    <w:lsdException w:name="Strong" w:uiPriority="-1953956128" w:qFormat="1"/>
-    <w:lsdException w:name="Emphasis" w:uiPriority="-276381956" w:qFormat="1"/>
+    <w:lsdException w:name="Strong" w:uiPriority="-1402298664" w:qFormat="1"/>
+    <w:lsdException w:name="Emphasis" w:uiPriority="-1983387990" w:qFormat="1"/>
     <w:lsdException w:name="Document Map" w:semiHidden="1" w:unhideWhenUsed="1"/>
     <w:lsdException w:name="Plain Text" w:semiHidden="1" w:unhideWhenUsed="1"/>
     <w:lsdException w:name="E-mail Signature" w:semiHidden="1" w:unhideWhenUsed="1"/>
@@ -6979,223 +6882,223 @@
     <w:lsdException w:name="Table Web 2" w:semiHidden="1" w:unhideWhenUsed="1"/>
     <w:lsdException w:name="Table Web 3" w:semiHidden="1" w:unhideWhenUsed="1"/>
     <w:lsdException w:name="Balloon Text" w:semiHidden="1" w:unhideWhenUsed="1"/>
-    <w:lsdException w:name="Table Grid" w:uiPriority="-1397837923"/>
+    <w:lsdException w:name="Table Grid" w:uiPriority="1752991453"/>
     <w:lsdException w:name="Table Theme" w:semiHidden="1" w:unhideWhenUsed="1"/>
     <w:lsdException w:name="Placeholder Text" w:semiHidden="1"/>
     <w:lsdException w:name="No Spacing" w:uiPriority="1" w:qFormat="1"/>
-    <w:lsdException w:name="Light Shading" w:uiPriority="-1775991754"/>
-    <w:lsdException w:name="Light List" w:uiPriority="-1775991753"/>
-    <w:lsdException w:name="Light Grid" w:uiPriority="-1775937416"/>
-    <w:lsdException w:name="Medium Shading 1" w:uiPriority="-1775937415"/>
-    <w:lsdException w:name="Medium Shading 2" w:uiPriority="-1191183220"/>
-    <w:lsdException w:name="Medium List 1" w:uiPriority="-1191183219"/>
-    <w:lsdException w:name="Medium List 2" w:uiPriority="1648726418"/>
-    <w:lsdException w:name="Medium Grid 1" w:uiPriority="1648726419"/>
-    <w:lsdException w:name="Medium Grid 2" w:uiPriority="1147143190"/>
-    <w:lsdException w:name="Medium Grid 3" w:uiPriority="1147143191"/>
-    <w:lsdException w:name="Dark List" w:uiPriority="1733846038"/>
-    <w:lsdException w:name="Colorful Shading" w:uiPriority="1733846039"/>
-    <w:lsdException w:name="Colorful List" w:uiPriority="589698144"/>
-    <w:lsdException w:name="Colorful Grid" w:uiPriority="589698145"/>
-    <w:lsdException w:name="Light Shading Accent 1" w:uiPriority="-1775991754"/>
-    <w:lsdException w:name="Light List Accent 1" w:uiPriority="-1775991753"/>
-    <w:lsdException w:name="Light Grid Accent 1" w:uiPriority="-1775937416"/>
-    <w:lsdException w:name="Medium Shading 1 Accent 1" w:uiPriority="-1775937415"/>
-    <w:lsdException w:name="Medium Shading 2 Accent 1" w:uiPriority="-1191183220"/>
-    <w:lsdException w:name="Medium List 1 Accent 1" w:uiPriority="-1191183219"/>
+    <w:lsdException w:name="Light Shading" w:uiPriority="-1972967252"/>
+    <w:lsdException w:name="Light List" w:uiPriority="-1972967251"/>
+    <w:lsdException w:name="Light Grid" w:uiPriority="-1972597782"/>
+    <w:lsdException w:name="Medium Shading 1" w:uiPriority="-1972597781"/>
+    <w:lsdException w:name="Medium Shading 2" w:uiPriority="1860685280"/>
+    <w:lsdException w:name="Medium List 1" w:uiPriority="1860685287"/>
+    <w:lsdException w:name="Medium List 2" w:uiPriority="1215456280"/>
+    <w:lsdException w:name="Medium Grid 1" w:uiPriority="1215456281"/>
+    <w:lsdException w:name="Medium Grid 2" w:uiPriority="1192505744"/>
+    <w:lsdException w:name="Medium Grid 3" w:uiPriority="1192505745"/>
+    <w:lsdException w:name="Dark List" w:uiPriority="864313400"/>
+    <w:lsdException w:name="Colorful Shading" w:uiPriority="864313401"/>
+    <w:lsdException w:name="Colorful List" w:uiPriority="-1989574332"/>
+    <w:lsdException w:name="Colorful Grid" w:uiPriority="-1989574331"/>
+    <w:lsdException w:name="Light Shading Accent 1" w:uiPriority="-1972967252"/>
+    <w:lsdException w:name="Light List Accent 1" w:uiPriority="-1972967251"/>
+    <w:lsdException w:name="Light Grid Accent 1" w:uiPriority="-1972597782"/>
+    <w:lsdException w:name="Medium Shading 1 Accent 1" w:uiPriority="-1972597781"/>
+    <w:lsdException w:name="Medium Shading 2 Accent 1" w:uiPriority="1860685280"/>
+    <w:lsdException w:name="Medium List 1 Accent 1" w:uiPriority="1860685287"/>
     <w:lsdException w:name="Revision" w:semiHidden="1"/>
-    <w:lsdException w:name="List Paragraph" w:uiPriority="-1402298664" w:qFormat="1"/>
-    <w:lsdException w:name="Quote" w:uiPriority="-1838721435" w:qFormat="1"/>
-    <w:lsdException w:name="Intense Quote" w:uiPriority="1125263714" w:qFormat="1"/>
-    <w:lsdException w:name="Medium List 2 Accent 1" w:uiPriority="1648726418"/>
-    <w:lsdException w:name="Medium Grid 1 Accent 1" w:uiPriority="1648726419"/>
-    <w:lsdException w:name="Medium Grid 2 Accent 1" w:uiPriority="1147143190"/>
-    <w:lsdException w:name="Medium Grid 3 Accent 1" w:uiPriority="1147143191"/>
-    <w:lsdException w:name="Dark List Accent 1" w:uiPriority="1733846038"/>
-    <w:lsdException w:name="Colorful Shading Accent 1" w:uiPriority="1733846039"/>
-    <w:lsdException w:name="Colorful List Accent 1" w:uiPriority="589698144"/>
-    <w:lsdException w:name="Colorful Grid Accent 1" w:uiPriority="589698145"/>
-    <w:lsdException w:name="Light Shading Accent 2" w:uiPriority="-1775991754"/>
-    <w:lsdException w:name="Light List Accent 2" w:uiPriority="-1775991753"/>
-    <w:lsdException w:name="Light Grid Accent 2" w:uiPriority="-1775937416"/>
-    <w:lsdException w:name="Medium Shading 1 Accent 2" w:uiPriority="-1775937415"/>
-    <w:lsdException w:name="Medium Shading 2 Accent 2" w:uiPriority="-1191183220"/>
-    <w:lsdException w:name="Medium List 1 Accent 2" w:uiPriority="-1191183219"/>
-    <w:lsdException w:name="Medium List 2 Accent 2" w:uiPriority="1648726418"/>
-    <w:lsdException w:name="Medium Grid 1 Accent 2" w:uiPriority="1648726419"/>
-    <w:lsdException w:name="Medium Grid 2 Accent 2" w:uiPriority="1147143190"/>
-    <w:lsdException w:name="Medium Grid 3 Accent 2" w:uiPriority="1147143191"/>
-    <w:lsdException w:name="Dark List Accent 2" w:uiPriority="1733846038"/>
-    <w:lsdException w:name="Colorful Shading Accent 2" w:uiPriority="1733846039"/>
-    <w:lsdException w:name="Colorful List Accent 2" w:uiPriority="589698144"/>
-    <w:lsdException w:name="Colorful Grid Accent 2" w:uiPriority="589698145"/>
-    <w:lsdException w:name="Light Shading Accent 3" w:uiPriority="-1775991754"/>
-    <w:lsdException w:name="Light List Accent 3" w:uiPriority="-1775991753"/>
-    <w:lsdException w:name="Light Grid Accent 3" w:uiPriority="-1775937416"/>
-    <w:lsdException w:name="Medium Shading 1 Accent 3" w:uiPriority="-1775937415"/>
-    <w:lsdException w:name="Medium Shading 2 Accent 3" w:uiPriority="-1191183220"/>
-    <w:lsdException w:name="Medium List 1 Accent 3" w:uiPriority="-1191183219"/>
-    <w:lsdException w:name="Medium List 2 Accent 3" w:uiPriority="1648726418"/>
-    <w:lsdException w:name="Medium Grid 1 Accent 3" w:uiPriority="1648726419"/>
-    <w:lsdException w:name="Medium Grid 2 Accent 3" w:uiPriority="1147143190"/>
-    <w:lsdException w:name="Medium Grid 3 Accent 3" w:uiPriority="1147143191"/>
-    <w:lsdException w:name="Dark List Accent 3" w:uiPriority="1733846038"/>
-    <w:lsdException w:name="Colorful Shading Accent 3" w:uiPriority="1733846039"/>
-    <w:lsdException w:name="Colorful List Accent 3" w:uiPriority="589698144"/>
-    <w:lsdException w:name="Colorful Grid Accent 3" w:uiPriority="589698145"/>
-    <w:lsdException w:name="Light Shading Accent 4" w:uiPriority="-1775991754"/>
-    <w:lsdException w:name="Light List Accent 4" w:uiPriority="-1775991753"/>
-    <w:lsdException w:name="Light Grid Accent 4" w:uiPriority="-1775937416"/>
-    <w:lsdException w:name="Medium Shading 1 Accent 4" w:uiPriority="-1775937415"/>
-    <w:lsdException w:name="Medium Shading 2 Accent 4" w:uiPriority="-1191183220"/>
-    <w:lsdException w:name="Medium List 1 Accent 4" w:uiPriority="-1191183219"/>
-    <w:lsdException w:name="Medium List 2 Accent 4" w:uiPriority="1648726418"/>
-    <w:lsdException w:name="Medium Grid 1 Accent 4" w:uiPriority="1648726419"/>
-    <w:lsdException w:name="Medium Grid 2 Accent 4" w:uiPriority="1147143190"/>
-    <w:lsdException w:name="Medium Grid 3 Accent 4" w:uiPriority="1147143191"/>
-    <w:lsdException w:name="Dark List Accent 4" w:uiPriority="1733846038"/>
-    <w:lsdException w:name="Colorful Shading Accent 4" w:uiPriority="1733846039"/>
-    <w:lsdException w:name="Colorful List Accent 4" w:uiPriority="589698144"/>
-    <w:lsdException w:name="Colorful Grid Accent 4" w:uiPriority="589698145"/>
-    <w:lsdException w:name="Light Shading Accent 5" w:uiPriority="-1775991754"/>
-    <w:lsdException w:name="Light List Accent 5" w:uiPriority="-1775991753"/>
-    <w:lsdException w:name="Light Grid Accent 5" w:uiPriority="-1775937416"/>
-    <w:lsdException w:name="Medium Shading 1 Accent 5" w:uiPriority="-1775937415"/>
-    <w:lsdException w:name="Medium Shading 2 Accent 5" w:uiPriority="-1191183220"/>
-    <w:lsdException w:name="Medium List 1 Accent 5" w:uiPriority="-1191183219"/>
-    <w:lsdException w:name="Medium List 2 Accent 5" w:uiPriority="1648726418"/>
-    <w:lsdException w:name="Medium Grid 1 Accent 5" w:uiPriority="1648726419"/>
-    <w:lsdException w:name="Medium Grid 2 Accent 5" w:uiPriority="1147143190"/>
-    <w:lsdException w:name="Medium Grid 3 Accent 5" w:uiPriority="1147143191"/>
-    <w:lsdException w:name="Dark List Accent 5" w:uiPriority="1733846038"/>
-    <w:lsdException w:name="Colorful Shading Accent 5" w:uiPriority="1733846039"/>
-    <w:lsdException w:name="Colorful List Accent 5" w:uiPriority="589698144"/>
-    <w:lsdException w:name="Colorful Grid Accent 5" w:uiPriority="589698145"/>
-    <w:lsdException w:name="Light Shading Accent 6" w:uiPriority="-1775991754"/>
-    <w:lsdException w:name="Light List Accent 6" w:uiPriority="-1775991753"/>
-    <w:lsdException w:name="Light Grid Accent 6" w:uiPriority="-1775937416"/>
-    <w:lsdException w:name="Medium Shading 1 Accent 6" w:uiPriority="-1775937415"/>
-    <w:lsdException w:name="Medium Shading 2 Accent 6" w:uiPriority="-1191183220"/>
-    <w:lsdException w:name="Medium List 1 Accent 6" w:uiPriority="-1191183219"/>
-    <w:lsdException w:name="Medium List 2 Accent 6" w:uiPriority="1648726418"/>
-    <w:lsdException w:name="Medium Grid 1 Accent 6" w:uiPriority="1648726419"/>
-    <w:lsdException w:name="Medium Grid 2 Accent 6" w:uiPriority="1147143190"/>
-    <w:lsdException w:name="Medium Grid 3 Accent 6" w:uiPriority="1147143191"/>
-    <w:lsdException w:name="Dark List Accent 6" w:uiPriority="1733846038"/>
-    <w:lsdException w:name="Colorful Shading Accent 6" w:uiPriority="1733846039"/>
-    <w:lsdException w:name="Colorful List Accent 6" w:uiPriority="589698144"/>
-    <w:lsdException w:name="Colorful Grid Accent 6" w:uiPriority="589698145"/>
-    <w:lsdException w:name="Subtle Emphasis" w:uiPriority="-1774770111" w:qFormat="1"/>
-    <w:lsdException w:name="Intense Emphasis" w:uiPriority="-276381955" w:qFormat="1"/>
-    <w:lsdException w:name="Subtle Reference" w:uiPriority="1125263715" w:qFormat="1"/>
-    <w:lsdException w:name="Intense Reference" w:uiPriority="-1983387990" w:qFormat="1"/>
-    <w:lsdException w:name="Book Title" w:uiPriority="-1983387989" w:qFormat="1"/>
-    <w:lsdException w:name="Bibliography" w:semiHidden="1" w:uiPriority="-1402298643" w:unhideWhenUsed="1"/>
-    <w:lsdException w:name="TOC Heading" w:semiHidden="1" w:uiPriority="-1397837923" w:unhideWhenUsed="1" w:qFormat="1"/>
-    <w:lsdException w:name="Plain Table 1" w:uiPriority="-947000373"/>
-    <w:lsdException w:name="Plain Table 2" w:uiPriority="862459192"/>
-    <w:lsdException w:name="Plain Table 3" w:uiPriority="862459193"/>
-    <w:lsdException w:name="Plain Table 4" w:uiPriority="1144600416"/>
-    <w:lsdException w:name="Plain Table 5" w:uiPriority="1144600417"/>
-    <w:lsdException w:name="Grid Table Light" w:uiPriority="-947000374"/>
-    <w:lsdException w:name="Grid Table 1 Light" w:uiPriority="1667586416"/>
-    <w:lsdException w:name="Grid Table 2" w:uiPriority="1667586417"/>
-    <w:lsdException w:name="Grid Table 3" w:uiPriority="623261460"/>
-    <w:lsdException w:name="Grid Table 4" w:uiPriority="623261461"/>
-    <w:lsdException w:name="Grid Table 5 Dark" w:uiPriority="2093450864"/>
-    <w:lsdException w:name="Grid Table 6 Colorful" w:uiPriority="2093450871"/>
-    <w:lsdException w:name="Grid Table 7 Colorful" w:uiPriority="-36275812"/>
-    <w:lsdException w:name="Grid Table 1 Light Accent 1" w:uiPriority="1667586416"/>
-    <w:lsdException w:name="Grid Table 2 Accent 1" w:uiPriority="1667586417"/>
-    <w:lsdException w:name="Grid Table 3 Accent 1" w:uiPriority="623261460"/>
-    <w:lsdException w:name="Grid Table 4 Accent 1" w:uiPriority="623261461"/>
-    <w:lsdException w:name="Grid Table 5 Dark Accent 1" w:uiPriority="2093450864"/>
-    <w:lsdException w:name="Grid Table 6 Colorful Accent 1" w:uiPriority="2093450871"/>
-    <w:lsdException w:name="Grid Table 7 Colorful Accent 1" w:uiPriority="-36275812"/>
-    <w:lsdException w:name="Grid Table 1 Light Accent 2" w:uiPriority="1667586416"/>
-    <w:lsdException w:name="Grid Table 2 Accent 2" w:uiPriority="1667586417"/>
-    <w:lsdException w:name="Grid Table 3 Accent 2" w:uiPriority="623261460"/>
-    <w:lsdException w:name="Grid Table 4 Accent 2" w:uiPriority="623261461"/>
-    <w:lsdException w:name="Grid Table 5 Dark Accent 2" w:uiPriority="2093450864"/>
-    <w:lsdException w:name="Grid Table 6 Colorful Accent 2" w:uiPriority="2093450871"/>
-    <w:lsdException w:name="Grid Table 7 Colorful Accent 2" w:uiPriority="-36275812"/>
-    <w:lsdException w:name="Grid Table 1 Light Accent 3" w:uiPriority="1667586416"/>
-    <w:lsdException w:name="Grid Table 2 Accent 3" w:uiPriority="1667586417"/>
-    <w:lsdException w:name="Grid Table 3 Accent 3" w:uiPriority="623261460"/>
-    <w:lsdException w:name="Grid Table 4 Accent 3" w:uiPriority="623261461"/>
-    <w:lsdException w:name="Grid Table 5 Dark Accent 3" w:uiPriority="2093450864"/>
-    <w:lsdException w:name="Grid Table 6 Colorful Accent 3" w:uiPriority="2093450871"/>
-    <w:lsdException w:name="Grid Table 7 Colorful Accent 3" w:uiPriority="-36275812"/>
-    <w:lsdException w:name="Grid Table 1 Light Accent 4" w:uiPriority="1667586416"/>
-    <w:lsdException w:name="Grid Table 2 Accent 4" w:uiPriority="1667586417"/>
-    <w:lsdException w:name="Grid Table 3 Accent 4" w:uiPriority="623261460"/>
-    <w:lsdException w:name="Grid Table 4 Accent 4" w:uiPriority="623261461"/>
-    <w:lsdException w:name="Grid Table 5 Dark Accent 4" w:uiPriority="2093450864"/>
-    <w:lsdException w:name="Grid Table 6 Colorful Accent 4" w:uiPriority="2093450871"/>
-    <w:lsdException w:name="Grid Table 7 Colorful Accent 4" w:uiPriority="-36275812"/>
-    <w:lsdException w:name="Grid Table 1 Light Accent 5" w:uiPriority="1667586416"/>
-    <w:lsdException w:name="Grid Table 2 Accent 5" w:uiPriority="1667586417"/>
-    <w:lsdException w:name="Grid Table 3 Accent 5" w:uiPriority="623261460"/>
-    <w:lsdException w:name="Grid Table 4 Accent 5" w:uiPriority="623261461"/>
-    <w:lsdException w:name="Grid Table 5 Dark Accent 5" w:uiPriority="2093450864"/>
-    <w:lsdException w:name="Grid Table 6 Colorful Accent 5" w:uiPriority="2093450871"/>
-    <w:lsdException w:name="Grid Table 7 Colorful Accent 5" w:uiPriority="-36275812"/>
-    <w:lsdException w:name="Grid Table 1 Light Accent 6" w:uiPriority="1667586416"/>
-    <w:lsdException w:name="Grid Table 2 Accent 6" w:uiPriority="1667586417"/>
-    <w:lsdException w:name="Grid Table 3 Accent 6" w:uiPriority="623261460"/>
-    <w:lsdException w:name="Grid Table 4 Accent 6" w:uiPriority="623261461"/>
-    <w:lsdException w:name="Grid Table 5 Dark Accent 6" w:uiPriority="2093450864"/>
-    <w:lsdException w:name="Grid Table 6 Colorful Accent 6" w:uiPriority="2093450871"/>
-    <w:lsdException w:name="Grid Table 7 Colorful Accent 6" w:uiPriority="-36275812"/>
-    <w:lsdException w:name="List Table 1 Light" w:uiPriority="1667586416"/>
-    <w:lsdException w:name="List Table 2" w:uiPriority="1667586417"/>
-    <w:lsdException w:name="List Table 3" w:uiPriority="623261460"/>
-    <w:lsdException w:name="List Table 4" w:uiPriority="623261461"/>
-    <w:lsdException w:name="List Table 5 Dark" w:uiPriority="2093450864"/>
-    <w:lsdException w:name="List Table 6 Colorful" w:uiPriority="2093450871"/>
-    <w:lsdException w:name="List Table 7 Colorful" w:uiPriority="-36275812"/>
-    <w:lsdException w:name="List Table 1 Light Accent 1" w:uiPriority="1667586416"/>
-    <w:lsdException w:name="List Table 2 Accent 1" w:uiPriority="1667586417"/>
-    <w:lsdException w:name="List Table 3 Accent 1" w:uiPriority="623261460"/>
-    <w:lsdException w:name="List Table 4 Accent 1" w:uiPriority="623261461"/>
-    <w:lsdException w:name="List Table 5 Dark Accent 1" w:uiPriority="2093450864"/>
-    <w:lsdException w:name="List Table 6 Colorful Accent 1" w:uiPriority="2093450871"/>
-    <w:lsdException w:name="List Table 7 Colorful Accent 1" w:uiPriority="-36275812"/>
-    <w:lsdException w:name="List Table 1 Light Accent 2" w:uiPriority="1667586416"/>
-    <w:lsdException w:name="List Table 2 Accent 2" w:uiPriority="1667586417"/>
-    <w:lsdException w:name="List Table 3 Accent 2" w:uiPriority="623261460"/>
-    <w:lsdException w:name="List Table 4 Accent 2" w:uiPriority="623261461"/>
-    <w:lsdException w:name="List Table 5 Dark Accent 2" w:uiPriority="2093450864"/>
-    <w:lsdException w:name="List Table 6 Colorful Accent 2" w:uiPriority="2093450871"/>
-    <w:lsdException w:name="List Table 7 Colorful Accent 2" w:uiPriority="-36275812"/>
-    <w:lsdException w:name="List Table 1 Light Accent 3" w:uiPriority="1667586416"/>
-    <w:lsdException w:name="List Table 2 Accent 3" w:uiPriority="1667586417"/>
-    <w:lsdException w:name="List Table 3 Accent 3" w:uiPriority="623261460"/>
-    <w:lsdException w:name="List Table 4 Accent 3" w:uiPriority="623261461"/>
-    <w:lsdException w:name="List Table 5 Dark Accent 3" w:uiPriority="2093450864"/>
-    <w:lsdException w:name="List Table 6 Colorful Accent 3" w:uiPriority="2093450871"/>
-    <w:lsdException w:name="List Table 7 Colorful Accent 3" w:uiPriority="-36275812"/>
-    <w:lsdException w:name="List Table 1 Light Accent 4" w:uiPriority="1667586416"/>
-    <w:lsdException w:name="List Table 2 Accent 4" w:uiPriority="1667586417"/>
-    <w:lsdException w:name="List Table 3 Accent 4" w:uiPriority="623261460"/>
-    <w:lsdException w:name="List Table 4 Accent 4" w:uiPriority="623261461"/>
-    <w:lsdException w:name="List Table 5 Dark Accent 4" w:uiPriority="2093450864"/>
-    <w:lsdException w:name="List Table 6 Colorful Accent 4" w:uiPriority="2093450871"/>
-    <w:lsdException w:name="List Table 7 Colorful Accent 4" w:uiPriority="-36275812"/>
-    <w:lsdException w:name="List Table 1 Light Accent 5" w:uiPriority="1667586416"/>
-    <w:lsdException w:name="List Table 2 Accent 5" w:uiPriority="1667586417"/>
-    <w:lsdException w:name="List Table 3 Accent 5" w:uiPriority="623261460"/>
-    <w:lsdException w:name="List Table 4 Accent 5" w:uiPriority="623261461"/>
-    <w:lsdException w:name="List Table 5 Dark Accent 5" w:uiPriority="2093450864"/>
-    <w:lsdException w:name="List Table 6 Colorful Accent 5" w:uiPriority="2093450871"/>
-    <w:lsdException w:name="List Table 7 Colorful Accent 5" w:uiPriority="-36275812"/>
-    <w:lsdException w:name="List Table 1 Light Accent 6" w:uiPriority="1667586416"/>
-    <w:lsdException w:name="List Table 2 Accent 6" w:uiPriority="1667586417"/>
-    <w:lsdException w:name="List Table 3 Accent 6" w:uiPriority="623261460"/>
-    <w:lsdException w:name="List Table 4 Accent 6" w:uiPriority="623261461"/>
-    <w:lsdException w:name="List Table 5 Dark Accent 6" w:uiPriority="2093450864"/>
-    <w:lsdException w:name="List Table 6 Colorful Accent 6" w:uiPriority="2093450871"/>
-    <w:lsdException w:name="List Table 7 Colorful Accent 6" w:uiPriority="-36275812"/>
+    <w:lsdException w:name="List Paragraph" w:uiPriority="-36275812" w:qFormat="1"/>
+    <w:lsdException w:name="Quote" w:uiPriority="-947000373" w:qFormat="1"/>
+    <w:lsdException w:name="Intense Quote" w:uiPriority="623261460" w:qFormat="1"/>
+    <w:lsdException w:name="Medium List 2 Accent 1" w:uiPriority="1215456280"/>
+    <w:lsdException w:name="Medium Grid 1 Accent 1" w:uiPriority="1215456281"/>
+    <w:lsdException w:name="Medium Grid 2 Accent 1" w:uiPriority="1192505744"/>
+    <w:lsdException w:name="Medium Grid 3 Accent 1" w:uiPriority="1192505745"/>
+    <w:lsdException w:name="Dark List Accent 1" w:uiPriority="864313400"/>
+    <w:lsdException w:name="Colorful Shading Accent 1" w:uiPriority="864313401"/>
+    <w:lsdException w:name="Colorful List Accent 1" w:uiPriority="-1989574332"/>
+    <w:lsdException w:name="Colorful Grid Accent 1" w:uiPriority="-1989574331"/>
+    <w:lsdException w:name="Light Shading Accent 2" w:uiPriority="-1972967252"/>
+    <w:lsdException w:name="Light List Accent 2" w:uiPriority="-1972967251"/>
+    <w:lsdException w:name="Light Grid Accent 2" w:uiPriority="-1972597782"/>
+    <w:lsdException w:name="Medium Shading 1 Accent 2" w:uiPriority="-1972597781"/>
+    <w:lsdException w:name="Medium Shading 2 Accent 2" w:uiPriority="1860685280"/>
+    <w:lsdException w:name="Medium List 1 Accent 2" w:uiPriority="1860685287"/>
+    <w:lsdException w:name="Medium List 2 Accent 2" w:uiPriority="1215456280"/>
+    <w:lsdException w:name="Medium Grid 1 Accent 2" w:uiPriority="1215456281"/>
+    <w:lsdException w:name="Medium Grid 2 Accent 2" w:uiPriority="1192505744"/>
+    <w:lsdException w:name="Medium Grid 3 Accent 2" w:uiPriority="1192505745"/>
+    <w:lsdException w:name="Dark List Accent 2" w:uiPriority="864313400"/>
+    <w:lsdException w:name="Colorful Shading Accent 2" w:uiPriority="864313401"/>
+    <w:lsdException w:name="Colorful List Accent 2" w:uiPriority="-1989574332"/>
+    <w:lsdException w:name="Colorful Grid Accent 2" w:uiPriority="-1989574331"/>
+    <w:lsdException w:name="Light Shading Accent 3" w:uiPriority="-1972967252"/>
+    <w:lsdException w:name="Light List Accent 3" w:uiPriority="-1972967251"/>
+    <w:lsdException w:name="Light Grid Accent 3" w:uiPriority="-1972597782"/>
+    <w:lsdException w:name="Medium Shading 1 Accent 3" w:uiPriority="-1972597781"/>
+    <w:lsdException w:name="Medium Shading 2 Accent 3" w:uiPriority="1860685280"/>
+    <w:lsdException w:name="Medium List 1 Accent 3" w:uiPriority="1860685287"/>
+    <w:lsdException w:name="Medium List 2 Accent 3" w:uiPriority="1215456280"/>
+    <w:lsdException w:name="Medium Grid 1 Accent 3" w:uiPriority="1215456281"/>
+    <w:lsdException w:name="Medium Grid 2 Accent 3" w:uiPriority="1192505744"/>
+    <w:lsdException w:name="Medium Grid 3 Accent 3" w:uiPriority="1192505745"/>
+    <w:lsdException w:name="Dark List Accent 3" w:uiPriority="864313400"/>
+    <w:lsdException w:name="Colorful Shading Accent 3" w:uiPriority="864313401"/>
+    <w:lsdException w:name="Colorful List Accent 3" w:uiPriority="-1989574332"/>
+    <w:lsdException w:name="Colorful Grid Accent 3" w:uiPriority="-1989574331"/>
+    <w:lsdException w:name="Light Shading Accent 4" w:uiPriority="-1972967252"/>
+    <w:lsdException w:name="Light List Accent 4" w:uiPriority="-1972967251"/>
+    <w:lsdException w:name="Light Grid Accent 4" w:uiPriority="-1972597782"/>
+    <w:lsdException w:name="Medium Shading 1 Accent 4" w:uiPriority="-1972597781"/>
+    <w:lsdException w:name="Medium Shading 2 Accent 4" w:uiPriority="1860685280"/>
+    <w:lsdException w:name="Medium List 1 Accent 4" w:uiPriority="1860685287"/>
+    <w:lsdException w:name="Medium List 2 Accent 4" w:uiPriority="1215456280"/>
+    <w:lsdException w:name="Medium Grid 1 Accent 4" w:uiPriority="1215456281"/>
+    <w:lsdException w:name="Medium Grid 2 Accent 4" w:uiPriority="1192505744"/>
+    <w:lsdException w:name="Medium Grid 3 Accent 4" w:uiPriority="1192505745"/>
+    <w:lsdException w:name="Dark List Accent 4" w:uiPriority="864313400"/>
+    <w:lsdException w:name="Colorful Shading Accent 4" w:uiPriority="864313401"/>
+    <w:lsdException w:name="Colorful List Accent 4" w:uiPriority="-1989574332"/>
+    <w:lsdException w:name="Colorful Grid Accent 4" w:uiPriority="-1989574331"/>
+    <w:lsdException w:name="Light Shading Accent 5" w:uiPriority="-1972967252"/>
+    <w:lsdException w:name="Light List Accent 5" w:uiPriority="-1972967251"/>
+    <w:lsdException w:name="Light Grid Accent 5" w:uiPriority="-1972597782"/>
+    <w:lsdException w:name="Medium Shading 1 Accent 5" w:uiPriority="-1972597781"/>
+    <w:lsdException w:name="Medium Shading 2 Accent 5" w:uiPriority="1860685280"/>
+    <w:lsdException w:name="Medium List 1 Accent 5" w:uiPriority="1860685287"/>
+    <w:lsdException w:name="Medium List 2 Accent 5" w:uiPriority="1215456280"/>
+    <w:lsdException w:name="Medium Grid 1 Accent 5" w:uiPriority="1215456281"/>
+    <w:lsdException w:name="Medium Grid 2 Accent 5" w:uiPriority="1192505744"/>
+    <w:lsdException w:name="Medium Grid 3 Accent 5" w:uiPriority="1192505745"/>
+    <w:lsdException w:name="Dark List Accent 5" w:uiPriority="864313400"/>
+    <w:lsdException w:name="Colorful Shading Accent 5" w:uiPriority="864313401"/>
+    <w:lsdException w:name="Colorful List Accent 5" w:uiPriority="-1989574332"/>
+    <w:lsdException w:name="Colorful Grid Accent 5" w:uiPriority="-1989574331"/>
+    <w:lsdException w:name="Light Shading Accent 6" w:uiPriority="-1972967252"/>
+    <w:lsdException w:name="Light List Accent 6" w:uiPriority="-1972967251"/>
+    <w:lsdException w:name="Light Grid Accent 6" w:uiPriority="-1972597782"/>
+    <w:lsdException w:name="Medium Shading 1 Accent 6" w:uiPriority="-1972597781"/>
+    <w:lsdException w:name="Medium Shading 2 Accent 6" w:uiPriority="1860685280"/>
+    <w:lsdException w:name="Medium List 1 Accent 6" w:uiPriority="1860685287"/>
+    <w:lsdException w:name="Medium List 2 Accent 6" w:uiPriority="1215456280"/>
+    <w:lsdException w:name="Medium Grid 1 Accent 6" w:uiPriority="1215456281"/>
+    <w:lsdException w:name="Medium Grid 2 Accent 6" w:uiPriority="1192505744"/>
+    <w:lsdException w:name="Medium Grid 3 Accent 6" w:uiPriority="1192505745"/>
+    <w:lsdException w:name="Dark List Accent 6" w:uiPriority="864313400"/>
+    <w:lsdException w:name="Colorful Shading Accent 6" w:uiPriority="864313401"/>
+    <w:lsdException w:name="Colorful List Accent 6" w:uiPriority="-1989574332"/>
+    <w:lsdException w:name="Colorful Grid Accent 6" w:uiPriority="-1989574331"/>
+    <w:lsdException w:name="Subtle Emphasis" w:uiPriority="-1953956113" w:qFormat="1"/>
+    <w:lsdException w:name="Intense Emphasis" w:uiPriority="-1983387989" w:qFormat="1"/>
+    <w:lsdException w:name="Subtle Reference" w:uiPriority="623261461" w:qFormat="1"/>
+    <w:lsdException w:name="Intense Reference" w:uiPriority="2093450864" w:qFormat="1"/>
+    <w:lsdException w:name="Book Title" w:uiPriority="2093450871" w:qFormat="1"/>
+    <w:lsdException w:name="Bibliography" w:semiHidden="1" w:uiPriority="-36275779" w:unhideWhenUsed="1"/>
+    <w:lsdException w:name="TOC Heading" w:semiHidden="1" w:uiPriority="1752991453" w:unhideWhenUsed="1" w:qFormat="1"/>
+    <w:lsdException w:name="Plain Table 1" w:uiPriority="-1191183219"/>
+    <w:lsdException w:name="Plain Table 2" w:uiPriority="1648726418"/>
+    <w:lsdException w:name="Plain Table 3" w:uiPriority="1648726419"/>
+    <w:lsdException w:name="Plain Table 4" w:uiPriority="1147143190"/>
+    <w:lsdException w:name="Plain Table 5" w:uiPriority="1147143191"/>
+    <w:lsdException w:name="Grid Table Light" w:uiPriority="-1191183220"/>
+    <w:lsdException w:name="Grid Table 1 Light" w:uiPriority="1733846038"/>
+    <w:lsdException w:name="Grid Table 2" w:uiPriority="1733846039"/>
+    <w:lsdException w:name="Grid Table 3" w:uiPriority="589698144"/>
+    <w:lsdException w:name="Grid Table 4" w:uiPriority="589698145"/>
+    <w:lsdException w:name="Grid Table 5 Dark" w:uiPriority="-1824192412"/>
+    <w:lsdException w:name="Grid Table 6 Colorful" w:uiPriority="-1824192399"/>
+    <w:lsdException w:name="Grid Table 7 Colorful" w:uiPriority="-908548114"/>
+    <w:lsdException w:name="Grid Table 1 Light Accent 1" w:uiPriority="1733846038"/>
+    <w:lsdException w:name="Grid Table 2 Accent 1" w:uiPriority="1733846039"/>
+    <w:lsdException w:name="Grid Table 3 Accent 1" w:uiPriority="589698144"/>
+    <w:lsdException w:name="Grid Table 4 Accent 1" w:uiPriority="589698145"/>
+    <w:lsdException w:name="Grid Table 5 Dark Accent 1" w:uiPriority="-1824192412"/>
+    <w:lsdException w:name="Grid Table 6 Colorful Accent 1" w:uiPriority="-1824192399"/>
+    <w:lsdException w:name="Grid Table 7 Colorful Accent 1" w:uiPriority="-908548114"/>
+    <w:lsdException w:name="Grid Table 1 Light Accent 2" w:uiPriority="1733846038"/>
+    <w:lsdException w:name="Grid Table 2 Accent 2" w:uiPriority="1733846039"/>
+    <w:lsdException w:name="Grid Table 3 Accent 2" w:uiPriority="589698144"/>
+    <w:lsdException w:name="Grid Table 4 Accent 2" w:uiPriority="589698145"/>
+    <w:lsdException w:name="Grid Table 5 Dark Accent 2" w:uiPriority="-1824192412"/>
+    <w:lsdException w:name="Grid Table 6 Colorful Accent 2" w:uiPriority="-1824192399"/>
+    <w:lsdException w:name="Grid Table 7 Colorful Accent 2" w:uiPriority="-908548114"/>
+    <w:lsdException w:name="Grid Table 1 Light Accent 3" w:uiPriority="1733846038"/>
+    <w:lsdException w:name="Grid Table 2 Accent 3" w:uiPriority="1733846039"/>
+    <w:lsdException w:name="Grid Table 3 Accent 3" w:uiPriority="589698144"/>
+    <w:lsdException w:name="Grid Table 4 Accent 3" w:uiPriority="589698145"/>
+    <w:lsdException w:name="Grid Table 5 Dark Accent 3" w:uiPriority="-1824192412"/>
+    <w:lsdException w:name="Grid Table 6 Colorful Accent 3" w:uiPriority="-1824192399"/>
+    <w:lsdException w:name="Grid Table 7 Colorful Accent 3" w:uiPriority="-908548114"/>
+    <w:lsdException w:name="Grid Table 1 Light Accent 4" w:uiPriority="1733846038"/>
+    <w:lsdException w:name="Grid Table 2 Accent 4" w:uiPriority="1733846039"/>
+    <w:lsdException w:name="Grid Table 3 Accent 4" w:uiPriority="589698144"/>
+    <w:lsdException w:name="Grid Table 4 Accent 4" w:uiPriority="589698145"/>
+    <w:lsdException w:name="Grid Table 5 Dark Accent 4" w:uiPriority="-1824192412"/>
+    <w:lsdException w:name="Grid Table 6 Colorful Accent 4" w:uiPriority="-1824192399"/>
+    <w:lsdException w:name="Grid Table 7 Colorful Accent 4" w:uiPriority="-908548114"/>
+    <w:lsdException w:name="Grid Table 1 Light Accent 5" w:uiPriority="1733846038"/>
+    <w:lsdException w:name="Grid Table 2 Accent 5" w:uiPriority="1733846039"/>
+    <w:lsdException w:name="Grid Table 3 Accent 5" w:uiPriority="589698144"/>
+    <w:lsdException w:name="Grid Table 4 Accent 5" w:uiPriority="589698145"/>
+    <w:lsdException w:name="Grid Table 5 Dark Accent 5" w:uiPriority="-1824192412"/>
+    <w:lsdException w:name="Grid Table 6 Colorful Accent 5" w:uiPriority="-1824192399"/>
+    <w:lsdException w:name="Grid Table 7 Colorful Accent 5" w:uiPriority="-908548114"/>
+    <w:lsdException w:name="Grid Table 1 Light Accent 6" w:uiPriority="1733846038"/>
+    <w:lsdException w:name="Grid Table 2 Accent 6" w:uiPriority="1733846039"/>
+    <w:lsdException w:name="Grid Table 3 Accent 6" w:uiPriority="589698144"/>
+    <w:lsdException w:name="Grid Table 4 Accent 6" w:uiPriority="589698145"/>
+    <w:lsdException w:name="Grid Table 5 Dark Accent 6" w:uiPriority="-1824192412"/>
+    <w:lsdException w:name="Grid Table 6 Colorful Accent 6" w:uiPriority="-1824192399"/>
+    <w:lsdException w:name="Grid Table 7 Colorful Accent 6" w:uiPriority="-908548114"/>
+    <w:lsdException w:name="List Table 1 Light" w:uiPriority="1733846038"/>
+    <w:lsdException w:name="List Table 2" w:uiPriority="1733846039"/>
+    <w:lsdException w:name="List Table 3" w:uiPriority="589698144"/>
+    <w:lsdException w:name="List Table 4" w:uiPriority="589698145"/>
+    <w:lsdException w:name="List Table 5 Dark" w:uiPriority="-1824192412"/>
+    <w:lsdException w:name="List Table 6 Colorful" w:uiPriority="-1824192399"/>
+    <w:lsdException w:name="List Table 7 Colorful" w:uiPriority="-908548114"/>
+    <w:lsdException w:name="List Table 1 Light Accent 1" w:uiPriority="1733846038"/>
+    <w:lsdException w:name="List Table 2 Accent 1" w:uiPriority="1733846039"/>
+    <w:lsdException w:name="List Table 3 Accent 1" w:uiPriority="589698144"/>
+    <w:lsdException w:name="List Table 4 Accent 1" w:uiPriority="589698145"/>
+    <w:lsdException w:name="List Table 5 Dark Accent 1" w:uiPriority="-1824192412"/>
+    <w:lsdException w:name="List Table 6 Colorful Accent 1" w:uiPriority="-1824192399"/>
+    <w:lsdException w:name="List Table 7 Colorful Accent 1" w:uiPriority="-908548114"/>
+    <w:lsdException w:name="List Table 1 Light Accent 2" w:uiPriority="1733846038"/>
+    <w:lsdException w:name="List Table 2 Accent 2" w:uiPriority="1733846039"/>
+    <w:lsdException w:name="List Table 3 Accent 2" w:uiPriority="589698144"/>
+    <w:lsdException w:name="List Table 4 Accent 2" w:uiPriority="589698145"/>
+    <w:lsdException w:name="List Table 5 Dark Accent 2" w:uiPriority="-1824192412"/>
+    <w:lsdException w:name="List Table 6 Colorful Accent 2" w:uiPriority="-1824192399"/>
+    <w:lsdException w:name="List Table 7 Colorful Accent 2" w:uiPriority="-908548114"/>
+    <w:lsdException w:name="List Table 1 Light Accent 3" w:uiPriority="1733846038"/>
+    <w:lsdException w:name="List Table 2 Accent 3" w:uiPriority="1733846039"/>
+    <w:lsdException w:name="List Table 3 Accent 3" w:uiPriority="589698144"/>
+    <w:lsdException w:name="List Table 4 Accent 3" w:uiPriority="589698145"/>
+    <w:lsdException w:name="List Table 5 Dark Accent 3" w:uiPriority="-1824192412"/>
+    <w:lsdException w:name="List Table 6 Colorful Accent 3" w:uiPriority="-1824192399"/>
+    <w:lsdException w:name="List Table 7 Colorful Accent 3" w:uiPriority="-908548114"/>
+    <w:lsdException w:name="List Table 1 Light Accent 4" w:uiPriority="1733846038"/>
+    <w:lsdException w:name="List Table 2 Accent 4" w:uiPriority="1733846039"/>
+    <w:lsdException w:name="List Table 3 Accent 4" w:uiPriority="589698144"/>
+    <w:lsdException w:name="List Table 4 Accent 4" w:uiPriority="589698145"/>
+    <w:lsdException w:name="List Table 5 Dark Accent 4" w:uiPriority="-1824192412"/>
+    <w:lsdException w:name="List Table 6 Colorful Accent 4" w:uiPriority="-1824192399"/>
+    <w:lsdException w:name="List Table 7 Colorful Accent 4" w:uiPriority="-908548114"/>
+    <w:lsdException w:name="List Table 1 Light Accent 5" w:uiPriority="1733846038"/>
+    <w:lsdException w:name="List Table 2 Accent 5" w:uiPriority="1733846039"/>
+    <w:lsdException w:name="List Table 3 Accent 5" w:uiPriority="589698144"/>
+    <w:lsdException w:name="List Table 4 Accent 5" w:uiPriority="589698145"/>
+    <w:lsdException w:name="List Table 5 Dark Accent 5" w:uiPriority="-1824192412"/>
+    <w:lsdException w:name="List Table 6 Colorful Accent 5" w:uiPriority="-1824192399"/>
+    <w:lsdException w:name="List Table 7 Colorful Accent 5" w:uiPriority="-908548114"/>
+    <w:lsdException w:name="List Table 1 Light Accent 6" w:uiPriority="1733846038"/>
+    <w:lsdException w:name="List Table 2 Accent 6" w:uiPriority="1733846039"/>
+    <w:lsdException w:name="List Table 3 Accent 6" w:uiPriority="589698144"/>
+    <w:lsdException w:name="List Table 4 Accent 6" w:uiPriority="589698145"/>
+    <w:lsdException w:name="List Table 5 Dark Accent 6" w:uiPriority="-1824192412"/>
+    <w:lsdException w:name="List Table 6 Colorful Accent 6" w:uiPriority="-1824192399"/>
+    <w:lsdException w:name="List Table 7 Colorful Accent 6" w:uiPriority="-908548114"/>
   </w:latentStyles>
   <w:style w:type="paragraph" w:styleId="Title">
     <w:name w:val="Title"/>
